--- a/dasf004_44/submission/s4/modifications.docx
+++ b/dasf004_44/submission/s4/modifications.docx
@@ -218,7 +218,29 @@
           <w:szCs w:val="21"/>
           <w14:ligatures w14:val="none"/>
         </w:rPr>
-        <w:t>SpawnNewPiece</w:t>
+        <w:t>SpawnNe</w:t>
+      </w:r>
+      <w:r>
+        <w:rPr>
+          <w:rFonts w:ascii="Consolas" w:eastAsia="굴림" w:hAnsi="Consolas" w:cs="굴림" w:hint="eastAsia"/>
+          <w:color w:val="DCDCAA"/>
+          <w:kern w:val="0"/>
+          <w:sz w:val="21"/>
+          <w:szCs w:val="21"/>
+          <w14:ligatures w14:val="none"/>
+        </w:rPr>
+        <w:t>xt</w:t>
+      </w:r>
+      <w:r>
+        <w:rPr>
+          <w:rFonts w:ascii="Consolas" w:eastAsia="굴림" w:hAnsi="Consolas" w:cs="굴림"/>
+          <w:color w:val="DCDCAA"/>
+          <w:kern w:val="0"/>
+          <w:sz w:val="21"/>
+          <w:szCs w:val="21"/>
+          <w14:ligatures w14:val="none"/>
+        </w:rPr>
+        <w:t>Piece</w:t>
       </w:r>
       <w:proofErr w:type="spellEnd"/>
       <w:r>
@@ -961,9 +983,6 @@
         <w:autoSpaceDN/>
         <w:spacing w:after="0" w:line="285" w:lineRule="atLeast"/>
         <w:ind w:firstLine="800"/>
-        <w:rPr>
-          <w:rFonts w:hint="eastAsia"/>
-        </w:rPr>
       </w:pPr>
       <w:r>
         <w:rPr>
@@ -1228,103 +1247,505 @@
         <w:autoSpaceDE/>
         <w:autoSpaceDN/>
         <w:spacing w:after="0" w:line="285" w:lineRule="atLeast"/>
+      </w:pPr>
+      <w:r>
+        <w:rPr>
+          <w:rFonts w:ascii="Consolas" w:eastAsia="굴림" w:hAnsi="Consolas" w:cs="굴림"/>
+          <w:color w:val="D4D4D4"/>
+          <w:kern w:val="0"/>
+          <w:sz w:val="21"/>
+          <w:szCs w:val="21"/>
+          <w14:ligatures w14:val="none"/>
+        </w:rPr>
+        <w:tab/>
+      </w:r>
+      <w:r>
+        <w:t>하나씩 앞으로 당기고 마지막은 bag에서 가져오기</w:t>
+      </w:r>
+    </w:p>
+    <w:p>
+      <w:pPr>
+        <w:widowControl/>
+        <w:shd w:val="clear" w:color="auto" w:fill="1E1E1E"/>
+        <w:wordWrap/>
+        <w:autoSpaceDE/>
+        <w:autoSpaceDN/>
+        <w:spacing w:after="0" w:line="285" w:lineRule="atLeast"/>
+        <w:rPr>
+          <w:rFonts w:ascii="Consolas" w:eastAsia="굴림" w:hAnsi="Consolas" w:cs="굴림"/>
+          <w:color w:val="D4D4D4"/>
+          <w:kern w:val="0"/>
+          <w:sz w:val="21"/>
+          <w:szCs w:val="21"/>
+          <w14:ligatures w14:val="none"/>
+        </w:rPr>
+      </w:pPr>
+      <w:r>
+        <w:rPr>
+          <w:rFonts w:ascii="Consolas" w:eastAsia="굴림" w:hAnsi="Consolas" w:cs="굴림"/>
+          <w:color w:val="D4D4D4"/>
+          <w:kern w:val="0"/>
+          <w:sz w:val="21"/>
+          <w:szCs w:val="21"/>
+          <w14:ligatures w14:val="none"/>
+        </w:rPr>
+        <w:t>    }</w:t>
+      </w:r>
+    </w:p>
+    <w:p>
+      <w:pPr>
+        <w:widowControl/>
+        <w:shd w:val="clear" w:color="auto" w:fill="1E1E1E"/>
+        <w:wordWrap/>
+        <w:autoSpaceDE/>
+        <w:autoSpaceDN/>
+        <w:spacing w:after="0" w:line="285" w:lineRule="atLeast"/>
+        <w:rPr>
+          <w:rFonts w:ascii="Consolas" w:eastAsia="굴림" w:hAnsi="Consolas" w:cs="굴림"/>
+          <w:color w:val="D4D4D4"/>
+          <w:kern w:val="0"/>
+          <w:sz w:val="21"/>
+          <w:szCs w:val="21"/>
+          <w14:ligatures w14:val="none"/>
+        </w:rPr>
+      </w:pPr>
+    </w:p>
+    <w:p>
+      <w:pPr>
+        <w:widowControl/>
+        <w:shd w:val="clear" w:color="auto" w:fill="1E1E1E"/>
+        <w:wordWrap/>
+        <w:autoSpaceDE/>
+        <w:autoSpaceDN/>
+        <w:spacing w:after="0" w:line="285" w:lineRule="atLeast"/>
+        <w:rPr>
+          <w:rFonts w:ascii="Consolas" w:eastAsia="굴림" w:hAnsi="Consolas" w:cs="굴림"/>
+          <w:color w:val="D4D4D4"/>
+          <w:kern w:val="0"/>
+          <w:sz w:val="21"/>
+          <w:szCs w:val="21"/>
+          <w14:ligatures w14:val="none"/>
+        </w:rPr>
+      </w:pPr>
+      <w:r>
+        <w:rPr>
+          <w:rFonts w:ascii="Consolas" w:eastAsia="굴림" w:hAnsi="Consolas" w:cs="굴림"/>
+          <w:color w:val="D4D4D4"/>
+          <w:kern w:val="0"/>
+          <w:sz w:val="21"/>
+          <w:szCs w:val="21"/>
+          <w14:ligatures w14:val="none"/>
+        </w:rPr>
+        <w:t xml:space="preserve">    </w:t>
+      </w:r>
+      <w:proofErr w:type="spellStart"/>
+      <w:r>
+        <w:rPr>
+          <w:rFonts w:ascii="Consolas" w:eastAsia="굴림" w:hAnsi="Consolas" w:cs="굴림"/>
+          <w:color w:val="9CDCFE"/>
+          <w:kern w:val="0"/>
+          <w:sz w:val="21"/>
+          <w:szCs w:val="21"/>
+          <w14:ligatures w14:val="none"/>
+        </w:rPr>
+        <w:t>currentPieceX</w:t>
+      </w:r>
+      <w:proofErr w:type="spellEnd"/>
+      <w:r>
+        <w:rPr>
+          <w:rFonts w:ascii="Consolas" w:eastAsia="굴림" w:hAnsi="Consolas" w:cs="굴림"/>
+          <w:color w:val="D4D4D4"/>
+          <w:kern w:val="0"/>
+          <w:sz w:val="21"/>
+          <w:szCs w:val="21"/>
+          <w14:ligatures w14:val="none"/>
+        </w:rPr>
+        <w:t xml:space="preserve"> = </w:t>
+      </w:r>
+      <w:r>
+        <w:rPr>
+          <w:rFonts w:ascii="Consolas" w:eastAsia="굴림" w:hAnsi="Consolas" w:cs="굴림"/>
+          <w:color w:val="B5CEA8"/>
+          <w:kern w:val="0"/>
+          <w:sz w:val="21"/>
+          <w:szCs w:val="21"/>
+          <w14:ligatures w14:val="none"/>
+        </w:rPr>
+        <w:t>3</w:t>
+      </w:r>
+      <w:r>
+        <w:rPr>
+          <w:rFonts w:ascii="Consolas" w:eastAsia="굴림" w:hAnsi="Consolas" w:cs="굴림"/>
+          <w:color w:val="D4D4D4"/>
+          <w:kern w:val="0"/>
+          <w:sz w:val="21"/>
+          <w:szCs w:val="21"/>
+          <w14:ligatures w14:val="none"/>
+        </w:rPr>
+        <w:t>;</w:t>
+      </w:r>
+    </w:p>
+    <w:p>
+      <w:pPr>
+        <w:widowControl/>
+        <w:shd w:val="clear" w:color="auto" w:fill="1E1E1E"/>
+        <w:wordWrap/>
+        <w:autoSpaceDE/>
+        <w:autoSpaceDN/>
+        <w:spacing w:after="0" w:line="285" w:lineRule="atLeast"/>
+        <w:rPr>
+          <w:rFonts w:ascii="Consolas" w:eastAsia="굴림" w:hAnsi="Consolas" w:cs="굴림"/>
+          <w:color w:val="D4D4D4"/>
+          <w:kern w:val="0"/>
+          <w:sz w:val="21"/>
+          <w:szCs w:val="21"/>
+          <w14:ligatures w14:val="none"/>
+        </w:rPr>
+      </w:pPr>
+      <w:r>
+        <w:rPr>
+          <w:rFonts w:ascii="Consolas" w:eastAsia="굴림" w:hAnsi="Consolas" w:cs="굴림"/>
+          <w:color w:val="D4D4D4"/>
+          <w:kern w:val="0"/>
+          <w:sz w:val="21"/>
+          <w:szCs w:val="21"/>
+          <w14:ligatures w14:val="none"/>
+        </w:rPr>
+        <w:t xml:space="preserve">    </w:t>
+      </w:r>
+      <w:proofErr w:type="spellStart"/>
+      <w:r>
+        <w:rPr>
+          <w:rFonts w:ascii="Consolas" w:eastAsia="굴림" w:hAnsi="Consolas" w:cs="굴림"/>
+          <w:color w:val="9CDCFE"/>
+          <w:kern w:val="0"/>
+          <w:sz w:val="21"/>
+          <w:szCs w:val="21"/>
+          <w14:ligatures w14:val="none"/>
+        </w:rPr>
+        <w:t>currentPieceY</w:t>
+      </w:r>
+      <w:proofErr w:type="spellEnd"/>
+      <w:r>
+        <w:rPr>
+          <w:rFonts w:ascii="Consolas" w:eastAsia="굴림" w:hAnsi="Consolas" w:cs="굴림"/>
+          <w:color w:val="D4D4D4"/>
+          <w:kern w:val="0"/>
+          <w:sz w:val="21"/>
+          <w:szCs w:val="21"/>
+          <w14:ligatures w14:val="none"/>
+        </w:rPr>
+        <w:t xml:space="preserve"> = </w:t>
+      </w:r>
+      <w:r>
+        <w:rPr>
+          <w:rFonts w:ascii="Consolas" w:eastAsia="굴림" w:hAnsi="Consolas" w:cs="굴림"/>
+          <w:color w:val="B5CEA8"/>
+          <w:kern w:val="0"/>
+          <w:sz w:val="21"/>
+          <w:szCs w:val="21"/>
+          <w14:ligatures w14:val="none"/>
+        </w:rPr>
+        <w:t>0</w:t>
+      </w:r>
+      <w:r>
+        <w:rPr>
+          <w:rFonts w:ascii="Consolas" w:eastAsia="굴림" w:hAnsi="Consolas" w:cs="굴림"/>
+          <w:color w:val="D4D4D4"/>
+          <w:kern w:val="0"/>
+          <w:sz w:val="21"/>
+          <w:szCs w:val="21"/>
+          <w14:ligatures w14:val="none"/>
+        </w:rPr>
+        <w:t>;</w:t>
+      </w:r>
+    </w:p>
+    <w:p>
+      <w:pPr>
+        <w:widowControl/>
+        <w:shd w:val="clear" w:color="auto" w:fill="1E1E1E"/>
+        <w:wordWrap/>
+        <w:autoSpaceDE/>
+        <w:autoSpaceDN/>
+        <w:spacing w:after="0" w:line="285" w:lineRule="atLeast"/>
+        <w:rPr>
+          <w:rFonts w:ascii="Consolas" w:eastAsia="굴림" w:hAnsi="Consolas" w:cs="굴림"/>
+          <w:color w:val="D4D4D4"/>
+          <w:kern w:val="0"/>
+          <w:sz w:val="21"/>
+          <w:szCs w:val="21"/>
+          <w14:ligatures w14:val="none"/>
+        </w:rPr>
+      </w:pPr>
+      <w:r>
+        <w:rPr>
+          <w:rFonts w:ascii="Consolas" w:eastAsia="굴림" w:hAnsi="Consolas" w:cs="굴림"/>
+          <w:color w:val="D4D4D4"/>
+          <w:kern w:val="0"/>
+          <w:sz w:val="21"/>
+          <w:szCs w:val="21"/>
+          <w14:ligatures w14:val="none"/>
+        </w:rPr>
+        <w:t xml:space="preserve">    </w:t>
+      </w:r>
+      <w:proofErr w:type="spellStart"/>
+      <w:r>
+        <w:rPr>
+          <w:rFonts w:ascii="Consolas" w:eastAsia="굴림" w:hAnsi="Consolas" w:cs="굴림"/>
+          <w:color w:val="9CDCFE"/>
+          <w:kern w:val="0"/>
+          <w:sz w:val="21"/>
+          <w:szCs w:val="21"/>
+          <w14:ligatures w14:val="none"/>
+        </w:rPr>
+        <w:t>currentPieceRotation</w:t>
+      </w:r>
+      <w:proofErr w:type="spellEnd"/>
+      <w:r>
+        <w:rPr>
+          <w:rFonts w:ascii="Consolas" w:eastAsia="굴림" w:hAnsi="Consolas" w:cs="굴림"/>
+          <w:color w:val="D4D4D4"/>
+          <w:kern w:val="0"/>
+          <w:sz w:val="21"/>
+          <w:szCs w:val="21"/>
+          <w14:ligatures w14:val="none"/>
+        </w:rPr>
+        <w:t xml:space="preserve"> = </w:t>
+      </w:r>
+      <w:r>
+        <w:rPr>
+          <w:rFonts w:ascii="Consolas" w:eastAsia="굴림" w:hAnsi="Consolas" w:cs="굴림"/>
+          <w:color w:val="B5CEA8"/>
+          <w:kern w:val="0"/>
+          <w:sz w:val="21"/>
+          <w:szCs w:val="21"/>
+          <w14:ligatures w14:val="none"/>
+        </w:rPr>
+        <w:t>0</w:t>
+      </w:r>
+      <w:r>
+        <w:rPr>
+          <w:rFonts w:ascii="Consolas" w:eastAsia="굴림" w:hAnsi="Consolas" w:cs="굴림"/>
+          <w:color w:val="D4D4D4"/>
+          <w:kern w:val="0"/>
+          <w:sz w:val="21"/>
+          <w:szCs w:val="21"/>
+          <w14:ligatures w14:val="none"/>
+        </w:rPr>
+        <w:t>;</w:t>
+      </w:r>
+    </w:p>
+    <w:p>
+      <w:pPr>
+        <w:widowControl/>
+        <w:shd w:val="clear" w:color="auto" w:fill="1E1E1E"/>
+        <w:wordWrap/>
+        <w:autoSpaceDE/>
+        <w:autoSpaceDN/>
+        <w:spacing w:after="0" w:line="285" w:lineRule="atLeast"/>
+        <w:rPr>
+          <w:rFonts w:ascii="Consolas" w:eastAsia="굴림" w:hAnsi="Consolas" w:cs="굴림"/>
+          <w:color w:val="D4D4D4"/>
+          <w:kern w:val="0"/>
+          <w:sz w:val="21"/>
+          <w:szCs w:val="21"/>
+          <w14:ligatures w14:val="none"/>
+        </w:rPr>
+      </w:pPr>
+      <w:r>
+        <w:rPr>
+          <w:rFonts w:ascii="Consolas" w:eastAsia="굴림" w:hAnsi="Consolas" w:cs="굴림"/>
+          <w:color w:val="D4D4D4"/>
+          <w:kern w:val="0"/>
+          <w:sz w:val="21"/>
+          <w:szCs w:val="21"/>
+          <w14:ligatures w14:val="none"/>
+        </w:rPr>
+        <w:t>}</w:t>
+      </w:r>
+    </w:p>
+    <w:p>
+      <w:proofErr w:type="spellStart"/>
+      <w:r>
         <w:rPr>
           <w:rFonts w:hint="eastAsia"/>
         </w:rPr>
-      </w:pPr>
-      <w:r>
-        <w:rPr>
-          <w:rFonts w:ascii="Consolas" w:eastAsia="굴림" w:hAnsi="Consolas" w:cs="굴림"/>
-          <w:color w:val="D4D4D4"/>
-          <w:kern w:val="0"/>
-          <w:sz w:val="21"/>
-          <w:szCs w:val="21"/>
-          <w14:ligatures w14:val="none"/>
-        </w:rPr>
-        <w:tab/>
-      </w:r>
-      <w:r>
-        <w:t>하나씩 앞으로 당기고 마지막은 bag에서 가져오기</w:t>
-      </w:r>
-    </w:p>
-    <w:p>
-      <w:pPr>
-        <w:widowControl/>
-        <w:shd w:val="clear" w:color="auto" w:fill="1E1E1E"/>
-        <w:wordWrap/>
-        <w:autoSpaceDE/>
-        <w:autoSpaceDN/>
-        <w:spacing w:after="0" w:line="285" w:lineRule="atLeast"/>
-        <w:rPr>
-          <w:rFonts w:ascii="Consolas" w:eastAsia="굴림" w:hAnsi="Consolas" w:cs="굴림"/>
-          <w:color w:val="D4D4D4"/>
-          <w:kern w:val="0"/>
-          <w:sz w:val="21"/>
-          <w:szCs w:val="21"/>
-          <w14:ligatures w14:val="none"/>
-        </w:rPr>
-      </w:pPr>
-      <w:r>
-        <w:rPr>
-          <w:rFonts w:ascii="Consolas" w:eastAsia="굴림" w:hAnsi="Consolas" w:cs="굴림"/>
-          <w:color w:val="D4D4D4"/>
-          <w:kern w:val="0"/>
-          <w:sz w:val="21"/>
-          <w:szCs w:val="21"/>
-          <w14:ligatures w14:val="none"/>
-        </w:rPr>
-        <w:t>    }</w:t>
-      </w:r>
-    </w:p>
-    <w:p>
-      <w:pPr>
-        <w:widowControl/>
-        <w:shd w:val="clear" w:color="auto" w:fill="1E1E1E"/>
-        <w:wordWrap/>
-        <w:autoSpaceDE/>
-        <w:autoSpaceDN/>
-        <w:spacing w:after="0" w:line="285" w:lineRule="atLeast"/>
-        <w:rPr>
-          <w:rFonts w:ascii="Consolas" w:eastAsia="굴림" w:hAnsi="Consolas" w:cs="굴림"/>
-          <w:color w:val="D4D4D4"/>
-          <w:kern w:val="0"/>
-          <w:sz w:val="21"/>
-          <w:szCs w:val="21"/>
-          <w14:ligatures w14:val="none"/>
-        </w:rPr>
-      </w:pPr>
-    </w:p>
-    <w:p>
-      <w:pPr>
-        <w:widowControl/>
-        <w:shd w:val="clear" w:color="auto" w:fill="1E1E1E"/>
-        <w:wordWrap/>
-        <w:autoSpaceDE/>
-        <w:autoSpaceDN/>
-        <w:spacing w:after="0" w:line="285" w:lineRule="atLeast"/>
-        <w:rPr>
-          <w:rFonts w:ascii="Consolas" w:eastAsia="굴림" w:hAnsi="Consolas" w:cs="굴림"/>
-          <w:color w:val="D4D4D4"/>
-          <w:kern w:val="0"/>
-          <w:sz w:val="21"/>
-          <w:szCs w:val="21"/>
-          <w14:ligatures w14:val="none"/>
-        </w:rPr>
-      </w:pPr>
-      <w:r>
-        <w:rPr>
-          <w:rFonts w:ascii="Consolas" w:eastAsia="굴림" w:hAnsi="Consolas" w:cs="굴림"/>
-          <w:color w:val="D4D4D4"/>
-          <w:kern w:val="0"/>
-          <w:sz w:val="21"/>
-          <w:szCs w:val="21"/>
-          <w14:ligatures w14:val="none"/>
-        </w:rPr>
-        <w:t xml:space="preserve">    </w:t>
+        <w:t>테트리스</w:t>
+      </w:r>
+      <w:proofErr w:type="spellEnd"/>
+      <w:r>
+        <w:rPr>
+          <w:rFonts w:hint="eastAsia"/>
+        </w:rPr>
+        <w:t xml:space="preserve"> 게임에서는 블록들이 완전히 랜덤으로 </w:t>
       </w:r>
       <w:proofErr w:type="spellStart"/>
       <w:r>
         <w:rPr>
+          <w:rFonts w:hint="eastAsia"/>
+        </w:rPr>
+        <w:t>스폰되는</w:t>
+      </w:r>
+      <w:proofErr w:type="spellEnd"/>
+      <w:r>
+        <w:rPr>
+          <w:rFonts w:hint="eastAsia"/>
+        </w:rPr>
+        <w:t xml:space="preserve"> 것이 아니라 7 bag </w:t>
+      </w:r>
+      <w:proofErr w:type="gramStart"/>
+      <w:r>
+        <w:rPr>
+          <w:rFonts w:hint="eastAsia"/>
+        </w:rPr>
+        <w:t>system 을</w:t>
+      </w:r>
+      <w:proofErr w:type="gramEnd"/>
+      <w:r>
+        <w:rPr>
+          <w:rFonts w:hint="eastAsia"/>
+        </w:rPr>
+        <w:t xml:space="preserve"> 통해서 </w:t>
+      </w:r>
+      <w:proofErr w:type="spellStart"/>
+      <w:r>
+        <w:rPr>
+          <w:rFonts w:hint="eastAsia"/>
+        </w:rPr>
+        <w:t>스폰됨</w:t>
+      </w:r>
+      <w:proofErr w:type="spellEnd"/>
+      <w:r>
+        <w:rPr>
+          <w:rFonts w:hint="eastAsia"/>
+        </w:rPr>
+        <w:t xml:space="preserve">. 이렇게 하면 </w:t>
+      </w:r>
+      <w:r>
+        <w:t>특정 블록이 집중적으로 나오거나 같은 블록이 3번 이상 연속으로 나오는 경우가</w:t>
+      </w:r>
+      <w:r>
+        <w:rPr>
+          <w:rFonts w:hint="eastAsia"/>
+        </w:rPr>
+        <w:t xml:space="preserve"> 제외됨.</w:t>
+      </w:r>
+    </w:p>
+    <w:p>
+      <w:proofErr w:type="spellStart"/>
+      <w:r>
+        <w:rPr>
+          <w:rFonts w:hint="eastAsia"/>
+        </w:rPr>
+        <w:t>InitializeGame</w:t>
+      </w:r>
+      <w:proofErr w:type="spellEnd"/>
+      <w:r>
+        <w:rPr>
+          <w:rFonts w:hint="eastAsia"/>
+        </w:rPr>
+        <w:t xml:space="preserve"> 함수와 메인 루프에서 블록 </w:t>
+      </w:r>
+      <w:proofErr w:type="spellStart"/>
+      <w:r>
+        <w:rPr>
+          <w:rFonts w:hint="eastAsia"/>
+        </w:rPr>
+        <w:t>스폰시키는</w:t>
+      </w:r>
+      <w:proofErr w:type="spellEnd"/>
+      <w:r>
+        <w:rPr>
+          <w:rFonts w:hint="eastAsia"/>
+        </w:rPr>
+        <w:t xml:space="preserve"> 부분을 해당 함수로 대체함</w:t>
+      </w:r>
+      <w:r>
+        <w:rPr>
+          <w:rFonts w:hint="eastAsia"/>
+        </w:rPr>
+        <w:t xml:space="preserve">. </w:t>
+      </w:r>
+      <w:proofErr w:type="spellStart"/>
+      <w:r>
+        <w:rPr>
+          <w:rFonts w:hint="eastAsia"/>
+        </w:rPr>
+        <w:t>메인루프에서는</w:t>
+      </w:r>
+      <w:proofErr w:type="spellEnd"/>
+      <w:r>
+        <w:rPr>
+          <w:rFonts w:hint="eastAsia"/>
+        </w:rPr>
+        <w:t xml:space="preserve"> </w:t>
+      </w:r>
+      <w:proofErr w:type="spellStart"/>
+      <w:r>
+        <w:rPr>
+          <w:rFonts w:hint="eastAsia"/>
+        </w:rPr>
+        <w:t>스폰</w:t>
+      </w:r>
+      <w:proofErr w:type="spellEnd"/>
+      <w:r>
+        <w:rPr>
+          <w:rFonts w:hint="eastAsia"/>
+        </w:rPr>
+        <w:t xml:space="preserve"> 전에 충돌 확인하고 충돌하면 재시작.</w:t>
+      </w:r>
+    </w:p>
+    <w:p/>
+    <w:p>
+      <w:r>
+        <w:rPr>
+          <w:rFonts w:hint="eastAsia"/>
+        </w:rPr>
+        <w:t>#Optional block holding &amp; drawing</w:t>
+      </w:r>
+    </w:p>
+    <w:p>
+      <w:pPr>
+        <w:widowControl/>
+        <w:shd w:val="clear" w:color="auto" w:fill="1E1E1E"/>
+        <w:wordWrap/>
+        <w:autoSpaceDE/>
+        <w:autoSpaceDN/>
+        <w:spacing w:after="0" w:line="285" w:lineRule="atLeast"/>
+        <w:rPr>
+          <w:rFonts w:ascii="Consolas" w:eastAsia="굴림" w:hAnsi="Consolas" w:cs="굴림"/>
+          <w:color w:val="D4D4D4"/>
+          <w:kern w:val="0"/>
+          <w:sz w:val="21"/>
+          <w:szCs w:val="21"/>
+          <w14:ligatures w14:val="none"/>
+        </w:rPr>
+      </w:pPr>
+      <w:r>
+        <w:rPr>
+          <w:rFonts w:ascii="Consolas" w:eastAsia="굴림" w:hAnsi="Consolas" w:cs="굴림"/>
+          <w:color w:val="569CD6"/>
+          <w:kern w:val="0"/>
+          <w:sz w:val="21"/>
+          <w:szCs w:val="21"/>
+          <w14:ligatures w14:val="none"/>
+        </w:rPr>
+        <w:t>int</w:t>
+      </w:r>
+      <w:r>
+        <w:rPr>
+          <w:rFonts w:ascii="Consolas" w:eastAsia="굴림" w:hAnsi="Consolas" w:cs="굴림"/>
+          <w:color w:val="D4D4D4"/>
+          <w:kern w:val="0"/>
+          <w:sz w:val="21"/>
+          <w:szCs w:val="21"/>
+          <w14:ligatures w14:val="none"/>
+        </w:rPr>
+        <w:t xml:space="preserve"> </w:t>
+      </w:r>
+      <w:proofErr w:type="spellStart"/>
+      <w:r>
+        <w:rPr>
           <w:rFonts w:ascii="Consolas" w:eastAsia="굴림" w:hAnsi="Consolas" w:cs="굴림"/>
           <w:color w:val="9CDCFE"/>
           <w:kern w:val="0"/>
@@ -1332,7 +1753,7 @@
           <w:szCs w:val="21"/>
           <w14:ligatures w14:val="none"/>
         </w:rPr>
-        <w:t>currentPieceX</w:t>
+        <w:t>holdPiece</w:t>
       </w:r>
       <w:proofErr w:type="spellEnd"/>
       <w:r>
@@ -1344,6 +1765,92 @@
           <w:szCs w:val="21"/>
           <w14:ligatures w14:val="none"/>
         </w:rPr>
+        <w:t xml:space="preserve"> = -</w:t>
+      </w:r>
+      <w:r>
+        <w:rPr>
+          <w:rFonts w:ascii="Consolas" w:eastAsia="굴림" w:hAnsi="Consolas" w:cs="굴림"/>
+          <w:color w:val="B5CEA8"/>
+          <w:kern w:val="0"/>
+          <w:sz w:val="21"/>
+          <w:szCs w:val="21"/>
+          <w14:ligatures w14:val="none"/>
+        </w:rPr>
+        <w:t>1</w:t>
+      </w:r>
+      <w:r>
+        <w:rPr>
+          <w:rFonts w:ascii="Consolas" w:eastAsia="굴림" w:hAnsi="Consolas" w:cs="굴림"/>
+          <w:color w:val="D4D4D4"/>
+          <w:kern w:val="0"/>
+          <w:sz w:val="21"/>
+          <w:szCs w:val="21"/>
+          <w14:ligatures w14:val="none"/>
+        </w:rPr>
+        <w:t>;</w:t>
+      </w:r>
+    </w:p>
+    <w:p>
+      <w:pPr>
+        <w:widowControl/>
+        <w:shd w:val="clear" w:color="auto" w:fill="1E1E1E"/>
+        <w:wordWrap/>
+        <w:autoSpaceDE/>
+        <w:autoSpaceDN/>
+        <w:spacing w:after="0" w:line="285" w:lineRule="atLeast"/>
+        <w:rPr>
+          <w:rFonts w:ascii="Consolas" w:eastAsia="굴림" w:hAnsi="Consolas" w:cs="굴림"/>
+          <w:color w:val="6A9955"/>
+          <w:kern w:val="0"/>
+          <w:sz w:val="21"/>
+          <w:szCs w:val="21"/>
+          <w14:ligatures w14:val="none"/>
+        </w:rPr>
+      </w:pPr>
+      <w:r>
+        <w:rPr>
+          <w:rFonts w:ascii="Consolas" w:eastAsia="굴림" w:hAnsi="Consolas" w:cs="굴림"/>
+          <w:color w:val="569CD6"/>
+          <w:kern w:val="0"/>
+          <w:sz w:val="21"/>
+          <w:szCs w:val="21"/>
+          <w14:ligatures w14:val="none"/>
+        </w:rPr>
+        <w:t>int</w:t>
+      </w:r>
+      <w:r>
+        <w:rPr>
+          <w:rFonts w:ascii="Consolas" w:eastAsia="굴림" w:hAnsi="Consolas" w:cs="굴림"/>
+          <w:color w:val="D4D4D4"/>
+          <w:kern w:val="0"/>
+          <w:sz w:val="21"/>
+          <w:szCs w:val="21"/>
+          <w14:ligatures w14:val="none"/>
+        </w:rPr>
+        <w:t xml:space="preserve"> </w:t>
+      </w:r>
+      <w:proofErr w:type="spellStart"/>
+      <w:r>
+        <w:rPr>
+          <w:rFonts w:ascii="Consolas" w:eastAsia="굴림" w:hAnsi="Consolas" w:cs="굴림"/>
+          <w:color w:val="9CDCFE"/>
+          <w:kern w:val="0"/>
+          <w:sz w:val="21"/>
+          <w:szCs w:val="21"/>
+          <w14:ligatures w14:val="none"/>
+        </w:rPr>
+        <w:t>holdUsed</w:t>
+      </w:r>
+      <w:proofErr w:type="spellEnd"/>
+      <w:r>
+        <w:rPr>
+          <w:rFonts w:ascii="Consolas" w:eastAsia="굴림" w:hAnsi="Consolas" w:cs="굴림"/>
+          <w:color w:val="D4D4D4"/>
+          <w:kern w:val="0"/>
+          <w:sz w:val="21"/>
+          <w:szCs w:val="21"/>
+          <w14:ligatures w14:val="none"/>
+        </w:rPr>
         <w:t xml:space="preserve"> = </w:t>
       </w:r>
       <w:r>
@@ -1355,7 +1862,7 @@
           <w:szCs w:val="21"/>
           <w14:ligatures w14:val="none"/>
         </w:rPr>
-        <w:t>3</w:t>
+        <w:t>0</w:t>
       </w:r>
       <w:r>
         <w:rPr>
@@ -1368,430 +1875,7 @@
         </w:rPr>
         <w:t>;</w:t>
       </w:r>
-    </w:p>
-    <w:p>
-      <w:pPr>
-        <w:widowControl/>
-        <w:shd w:val="clear" w:color="auto" w:fill="1E1E1E"/>
-        <w:wordWrap/>
-        <w:autoSpaceDE/>
-        <w:autoSpaceDN/>
-        <w:spacing w:after="0" w:line="285" w:lineRule="atLeast"/>
-        <w:rPr>
-          <w:rFonts w:ascii="Consolas" w:eastAsia="굴림" w:hAnsi="Consolas" w:cs="굴림"/>
-          <w:color w:val="D4D4D4"/>
-          <w:kern w:val="0"/>
-          <w:sz w:val="21"/>
-          <w:szCs w:val="21"/>
-          <w14:ligatures w14:val="none"/>
-        </w:rPr>
-      </w:pPr>
-      <w:r>
-        <w:rPr>
-          <w:rFonts w:ascii="Consolas" w:eastAsia="굴림" w:hAnsi="Consolas" w:cs="굴림"/>
-          <w:color w:val="D4D4D4"/>
-          <w:kern w:val="0"/>
-          <w:sz w:val="21"/>
-          <w:szCs w:val="21"/>
-          <w14:ligatures w14:val="none"/>
-        </w:rPr>
-        <w:t xml:space="preserve">    </w:t>
-      </w:r>
-      <w:proofErr w:type="spellStart"/>
-      <w:r>
-        <w:rPr>
-          <w:rFonts w:ascii="Consolas" w:eastAsia="굴림" w:hAnsi="Consolas" w:cs="굴림"/>
-          <w:color w:val="9CDCFE"/>
-          <w:kern w:val="0"/>
-          <w:sz w:val="21"/>
-          <w:szCs w:val="21"/>
-          <w14:ligatures w14:val="none"/>
-        </w:rPr>
-        <w:t>currentPieceY</w:t>
-      </w:r>
-      <w:proofErr w:type="spellEnd"/>
-      <w:r>
-        <w:rPr>
-          <w:rFonts w:ascii="Consolas" w:eastAsia="굴림" w:hAnsi="Consolas" w:cs="굴림"/>
-          <w:color w:val="D4D4D4"/>
-          <w:kern w:val="0"/>
-          <w:sz w:val="21"/>
-          <w:szCs w:val="21"/>
-          <w14:ligatures w14:val="none"/>
-        </w:rPr>
-        <w:t xml:space="preserve"> = </w:t>
-      </w:r>
-      <w:r>
-        <w:rPr>
-          <w:rFonts w:ascii="Consolas" w:eastAsia="굴림" w:hAnsi="Consolas" w:cs="굴림"/>
-          <w:color w:val="B5CEA8"/>
-          <w:kern w:val="0"/>
-          <w:sz w:val="21"/>
-          <w:szCs w:val="21"/>
-          <w14:ligatures w14:val="none"/>
-        </w:rPr>
-        <w:t>0</w:t>
-      </w:r>
-      <w:r>
-        <w:rPr>
-          <w:rFonts w:ascii="Consolas" w:eastAsia="굴림" w:hAnsi="Consolas" w:cs="굴림"/>
-          <w:color w:val="D4D4D4"/>
-          <w:kern w:val="0"/>
-          <w:sz w:val="21"/>
-          <w:szCs w:val="21"/>
-          <w14:ligatures w14:val="none"/>
-        </w:rPr>
-        <w:t>;</w:t>
-      </w:r>
-    </w:p>
-    <w:p>
-      <w:pPr>
-        <w:widowControl/>
-        <w:shd w:val="clear" w:color="auto" w:fill="1E1E1E"/>
-        <w:wordWrap/>
-        <w:autoSpaceDE/>
-        <w:autoSpaceDN/>
-        <w:spacing w:after="0" w:line="285" w:lineRule="atLeast"/>
-        <w:rPr>
-          <w:rFonts w:ascii="Consolas" w:eastAsia="굴림" w:hAnsi="Consolas" w:cs="굴림"/>
-          <w:color w:val="D4D4D4"/>
-          <w:kern w:val="0"/>
-          <w:sz w:val="21"/>
-          <w:szCs w:val="21"/>
-          <w14:ligatures w14:val="none"/>
-        </w:rPr>
-      </w:pPr>
-      <w:r>
-        <w:rPr>
-          <w:rFonts w:ascii="Consolas" w:eastAsia="굴림" w:hAnsi="Consolas" w:cs="굴림"/>
-          <w:color w:val="D4D4D4"/>
-          <w:kern w:val="0"/>
-          <w:sz w:val="21"/>
-          <w:szCs w:val="21"/>
-          <w14:ligatures w14:val="none"/>
-        </w:rPr>
-        <w:t xml:space="preserve">    </w:t>
-      </w:r>
-      <w:proofErr w:type="spellStart"/>
-      <w:r>
-        <w:rPr>
-          <w:rFonts w:ascii="Consolas" w:eastAsia="굴림" w:hAnsi="Consolas" w:cs="굴림"/>
-          <w:color w:val="9CDCFE"/>
-          <w:kern w:val="0"/>
-          <w:sz w:val="21"/>
-          <w:szCs w:val="21"/>
-          <w14:ligatures w14:val="none"/>
-        </w:rPr>
-        <w:t>currentPieceRotation</w:t>
-      </w:r>
-      <w:proofErr w:type="spellEnd"/>
-      <w:r>
-        <w:rPr>
-          <w:rFonts w:ascii="Consolas" w:eastAsia="굴림" w:hAnsi="Consolas" w:cs="굴림"/>
-          <w:color w:val="D4D4D4"/>
-          <w:kern w:val="0"/>
-          <w:sz w:val="21"/>
-          <w:szCs w:val="21"/>
-          <w14:ligatures w14:val="none"/>
-        </w:rPr>
-        <w:t xml:space="preserve"> = </w:t>
-      </w:r>
-      <w:r>
-        <w:rPr>
-          <w:rFonts w:ascii="Consolas" w:eastAsia="굴림" w:hAnsi="Consolas" w:cs="굴림"/>
-          <w:color w:val="B5CEA8"/>
-          <w:kern w:val="0"/>
-          <w:sz w:val="21"/>
-          <w:szCs w:val="21"/>
-          <w14:ligatures w14:val="none"/>
-        </w:rPr>
-        <w:t>0</w:t>
-      </w:r>
-      <w:r>
-        <w:rPr>
-          <w:rFonts w:ascii="Consolas" w:eastAsia="굴림" w:hAnsi="Consolas" w:cs="굴림"/>
-          <w:color w:val="D4D4D4"/>
-          <w:kern w:val="0"/>
-          <w:sz w:val="21"/>
-          <w:szCs w:val="21"/>
-          <w14:ligatures w14:val="none"/>
-        </w:rPr>
-        <w:t>;</w:t>
-      </w:r>
-    </w:p>
-    <w:p>
-      <w:pPr>
-        <w:widowControl/>
-        <w:shd w:val="clear" w:color="auto" w:fill="1E1E1E"/>
-        <w:wordWrap/>
-        <w:autoSpaceDE/>
-        <w:autoSpaceDN/>
-        <w:spacing w:after="0" w:line="285" w:lineRule="atLeast"/>
-        <w:rPr>
-          <w:rFonts w:ascii="Consolas" w:eastAsia="굴림" w:hAnsi="Consolas" w:cs="굴림"/>
-          <w:color w:val="D4D4D4"/>
-          <w:kern w:val="0"/>
-          <w:sz w:val="21"/>
-          <w:szCs w:val="21"/>
-          <w14:ligatures w14:val="none"/>
-        </w:rPr>
-      </w:pPr>
-      <w:r>
-        <w:rPr>
-          <w:rFonts w:ascii="Consolas" w:eastAsia="굴림" w:hAnsi="Consolas" w:cs="굴림"/>
-          <w:color w:val="D4D4D4"/>
-          <w:kern w:val="0"/>
-          <w:sz w:val="21"/>
-          <w:szCs w:val="21"/>
-          <w14:ligatures w14:val="none"/>
-        </w:rPr>
-        <w:t>}</w:t>
-      </w:r>
-    </w:p>
-    <w:p>
-      <w:proofErr w:type="spellStart"/>
-      <w:r>
-        <w:rPr>
-          <w:rFonts w:hint="eastAsia"/>
-        </w:rPr>
-        <w:t>테트리스</w:t>
-      </w:r>
-      <w:proofErr w:type="spellEnd"/>
-      <w:r>
-        <w:rPr>
-          <w:rFonts w:hint="eastAsia"/>
-        </w:rPr>
-        <w:t xml:space="preserve"> 게임에서는 블록들이 완전히 랜덤으로 </w:t>
-      </w:r>
-      <w:proofErr w:type="spellStart"/>
-      <w:r>
-        <w:rPr>
-          <w:rFonts w:hint="eastAsia"/>
-        </w:rPr>
-        <w:t>스폰되는</w:t>
-      </w:r>
-      <w:proofErr w:type="spellEnd"/>
-      <w:r>
-        <w:rPr>
-          <w:rFonts w:hint="eastAsia"/>
-        </w:rPr>
-        <w:t xml:space="preserve"> 것이 아니라 7 bag </w:t>
-      </w:r>
-      <w:proofErr w:type="gramStart"/>
-      <w:r>
-        <w:rPr>
-          <w:rFonts w:hint="eastAsia"/>
-        </w:rPr>
-        <w:t>system 을</w:t>
-      </w:r>
-      <w:proofErr w:type="gramEnd"/>
-      <w:r>
-        <w:rPr>
-          <w:rFonts w:hint="eastAsia"/>
-        </w:rPr>
-        <w:t xml:space="preserve"> 통해서 </w:t>
-      </w:r>
-      <w:proofErr w:type="spellStart"/>
-      <w:r>
-        <w:rPr>
-          <w:rFonts w:hint="eastAsia"/>
-        </w:rPr>
-        <w:t>스폰됨</w:t>
-      </w:r>
-      <w:proofErr w:type="spellEnd"/>
-      <w:r>
-        <w:rPr>
-          <w:rFonts w:hint="eastAsia"/>
-        </w:rPr>
-        <w:t xml:space="preserve">. 이렇게 하면 </w:t>
-      </w:r>
-      <w:r>
-        <w:t>특정 블록이 집중적으로 나오거나 같은 블록이 3번 이상 연속으로 나오는 경우가</w:t>
-      </w:r>
-      <w:r>
-        <w:rPr>
-          <w:rFonts w:hint="eastAsia"/>
-        </w:rPr>
-        <w:t xml:space="preserve"> 제외됨.</w:t>
-      </w:r>
-    </w:p>
-    <w:p>
-      <w:pPr>
-        <w:rPr>
-          <w:rFonts w:hint="eastAsia"/>
-        </w:rPr>
-      </w:pPr>
-      <w:proofErr w:type="spellStart"/>
-      <w:r>
-        <w:rPr>
-          <w:rFonts w:hint="eastAsia"/>
-        </w:rPr>
-        <w:t>InitializeGame</w:t>
-      </w:r>
-      <w:proofErr w:type="spellEnd"/>
-      <w:r>
-        <w:rPr>
-          <w:rFonts w:hint="eastAsia"/>
-        </w:rPr>
-        <w:t xml:space="preserve"> 함수와 메인 루프에서 블록 </w:t>
-      </w:r>
-      <w:proofErr w:type="spellStart"/>
-      <w:r>
-        <w:rPr>
-          <w:rFonts w:hint="eastAsia"/>
-        </w:rPr>
-        <w:t>스폰시키는</w:t>
-      </w:r>
-      <w:proofErr w:type="spellEnd"/>
-      <w:r>
-        <w:rPr>
-          <w:rFonts w:hint="eastAsia"/>
-        </w:rPr>
-        <w:t xml:space="preserve"> 부분을 해당 함수로 대체함</w:t>
-      </w:r>
-      <w:r>
-        <w:rPr>
-          <w:rFonts w:hint="eastAsia"/>
-        </w:rPr>
-        <w:t xml:space="preserve">. </w:t>
-      </w:r>
-      <w:proofErr w:type="spellStart"/>
-      <w:r>
-        <w:rPr>
-          <w:rFonts w:hint="eastAsia"/>
-        </w:rPr>
-        <w:t>메인루프에서는</w:t>
-      </w:r>
-      <w:proofErr w:type="spellEnd"/>
-      <w:r>
-        <w:rPr>
-          <w:rFonts w:hint="eastAsia"/>
-        </w:rPr>
-        <w:t xml:space="preserve"> </w:t>
-      </w:r>
-      <w:proofErr w:type="spellStart"/>
-      <w:r>
-        <w:rPr>
-          <w:rFonts w:hint="eastAsia"/>
-        </w:rPr>
-        <w:t>스폰</w:t>
-      </w:r>
-      <w:proofErr w:type="spellEnd"/>
-      <w:r>
-        <w:rPr>
-          <w:rFonts w:hint="eastAsia"/>
-        </w:rPr>
-        <w:t xml:space="preserve"> 전에 충돌 확인하고 충돌하면 재시작.</w:t>
-      </w:r>
-    </w:p>
-    <w:p/>
-    <w:p>
-      <w:pPr>
-        <w:rPr>
-          <w:rFonts w:hint="eastAsia"/>
-        </w:rPr>
-      </w:pPr>
-      <w:r>
-        <w:rPr>
-          <w:rFonts w:hint="eastAsia"/>
-        </w:rPr>
-        <w:t>#Optional block holding &amp; drawing</w:t>
-      </w:r>
-    </w:p>
-    <w:p>
-      <w:pPr>
-        <w:widowControl/>
-        <w:shd w:val="clear" w:color="auto" w:fill="1E1E1E"/>
-        <w:wordWrap/>
-        <w:autoSpaceDE/>
-        <w:autoSpaceDN/>
-        <w:spacing w:after="0" w:line="285" w:lineRule="atLeast"/>
-        <w:rPr>
-          <w:rFonts w:ascii="Consolas" w:eastAsia="굴림" w:hAnsi="Consolas" w:cs="굴림"/>
-          <w:color w:val="D4D4D4"/>
-          <w:kern w:val="0"/>
-          <w:sz w:val="21"/>
-          <w:szCs w:val="21"/>
-          <w14:ligatures w14:val="none"/>
-        </w:rPr>
-      </w:pPr>
-      <w:r>
-        <w:rPr>
-          <w:rFonts w:ascii="Consolas" w:eastAsia="굴림" w:hAnsi="Consolas" w:cs="굴림"/>
-          <w:color w:val="569CD6"/>
-          <w:kern w:val="0"/>
-          <w:sz w:val="21"/>
-          <w:szCs w:val="21"/>
-          <w14:ligatures w14:val="none"/>
-        </w:rPr>
-        <w:t>int</w:t>
-      </w:r>
-      <w:r>
-        <w:rPr>
-          <w:rFonts w:ascii="Consolas" w:eastAsia="굴림" w:hAnsi="Consolas" w:cs="굴림"/>
-          <w:color w:val="D4D4D4"/>
-          <w:kern w:val="0"/>
-          <w:sz w:val="21"/>
-          <w:szCs w:val="21"/>
-          <w14:ligatures w14:val="none"/>
-        </w:rPr>
-        <w:t xml:space="preserve"> </w:t>
-      </w:r>
-      <w:proofErr w:type="spellStart"/>
-      <w:r>
-        <w:rPr>
-          <w:rFonts w:ascii="Consolas" w:eastAsia="굴림" w:hAnsi="Consolas" w:cs="굴림"/>
-          <w:color w:val="9CDCFE"/>
-          <w:kern w:val="0"/>
-          <w:sz w:val="21"/>
-          <w:szCs w:val="21"/>
-          <w14:ligatures w14:val="none"/>
-        </w:rPr>
-        <w:t>holdPiece</w:t>
-      </w:r>
-      <w:proofErr w:type="spellEnd"/>
-      <w:r>
-        <w:rPr>
-          <w:rFonts w:ascii="Consolas" w:eastAsia="굴림" w:hAnsi="Consolas" w:cs="굴림"/>
-          <w:color w:val="D4D4D4"/>
-          <w:kern w:val="0"/>
-          <w:sz w:val="21"/>
-          <w:szCs w:val="21"/>
-          <w14:ligatures w14:val="none"/>
-        </w:rPr>
-        <w:t xml:space="preserve"> = -</w:t>
-      </w:r>
-      <w:r>
-        <w:rPr>
-          <w:rFonts w:ascii="Consolas" w:eastAsia="굴림" w:hAnsi="Consolas" w:cs="굴림"/>
-          <w:color w:val="B5CEA8"/>
-          <w:kern w:val="0"/>
-          <w:sz w:val="21"/>
-          <w:szCs w:val="21"/>
-          <w14:ligatures w14:val="none"/>
-        </w:rPr>
-        <w:t>1</w:t>
-      </w:r>
-      <w:r>
-        <w:rPr>
-          <w:rFonts w:ascii="Consolas" w:eastAsia="굴림" w:hAnsi="Consolas" w:cs="굴림"/>
-          <w:color w:val="D4D4D4"/>
-          <w:kern w:val="0"/>
-          <w:sz w:val="21"/>
-          <w:szCs w:val="21"/>
-          <w14:ligatures w14:val="none"/>
-        </w:rPr>
-        <w:t>;</w:t>
-      </w:r>
-    </w:p>
-    <w:p>
-      <w:pPr>
-        <w:widowControl/>
-        <w:shd w:val="clear" w:color="auto" w:fill="1E1E1E"/>
-        <w:wordWrap/>
-        <w:autoSpaceDE/>
-        <w:autoSpaceDN/>
-        <w:spacing w:after="0" w:line="285" w:lineRule="atLeast"/>
+      <w:r>
         <w:rPr>
           <w:rFonts w:ascii="Consolas" w:eastAsia="굴림" w:hAnsi="Consolas" w:cs="굴림"/>
           <w:color w:val="6A9955"/>
@@ -1800,93 +1884,10 @@
           <w:szCs w:val="21"/>
           <w14:ligatures w14:val="none"/>
         </w:rPr>
-      </w:pPr>
-      <w:r>
-        <w:rPr>
-          <w:rFonts w:ascii="Consolas" w:eastAsia="굴림" w:hAnsi="Consolas" w:cs="굴림"/>
-          <w:color w:val="569CD6"/>
-          <w:kern w:val="0"/>
-          <w:sz w:val="21"/>
-          <w:szCs w:val="21"/>
-          <w14:ligatures w14:val="none"/>
-        </w:rPr>
-        <w:t>int</w:t>
-      </w:r>
-      <w:r>
-        <w:rPr>
-          <w:rFonts w:ascii="Consolas" w:eastAsia="굴림" w:hAnsi="Consolas" w:cs="굴림"/>
-          <w:color w:val="D4D4D4"/>
-          <w:kern w:val="0"/>
-          <w:sz w:val="21"/>
-          <w:szCs w:val="21"/>
-          <w14:ligatures w14:val="none"/>
-        </w:rPr>
-        <w:t xml:space="preserve"> </w:t>
-      </w:r>
-      <w:proofErr w:type="spellStart"/>
-      <w:r>
-        <w:rPr>
-          <w:rFonts w:ascii="Consolas" w:eastAsia="굴림" w:hAnsi="Consolas" w:cs="굴림"/>
-          <w:color w:val="9CDCFE"/>
-          <w:kern w:val="0"/>
-          <w:sz w:val="21"/>
-          <w:szCs w:val="21"/>
-          <w14:ligatures w14:val="none"/>
-        </w:rPr>
-        <w:t>holdUsed</w:t>
-      </w:r>
-      <w:proofErr w:type="spellEnd"/>
-      <w:r>
-        <w:rPr>
-          <w:rFonts w:ascii="Consolas" w:eastAsia="굴림" w:hAnsi="Consolas" w:cs="굴림"/>
-          <w:color w:val="D4D4D4"/>
-          <w:kern w:val="0"/>
-          <w:sz w:val="21"/>
-          <w:szCs w:val="21"/>
-          <w14:ligatures w14:val="none"/>
-        </w:rPr>
-        <w:t xml:space="preserve"> = </w:t>
-      </w:r>
-      <w:r>
-        <w:rPr>
-          <w:rFonts w:ascii="Consolas" w:eastAsia="굴림" w:hAnsi="Consolas" w:cs="굴림"/>
-          <w:color w:val="B5CEA8"/>
-          <w:kern w:val="0"/>
-          <w:sz w:val="21"/>
-          <w:szCs w:val="21"/>
-          <w14:ligatures w14:val="none"/>
-        </w:rPr>
-        <w:t>0</w:t>
-      </w:r>
-      <w:r>
-        <w:rPr>
-          <w:rFonts w:ascii="Consolas" w:eastAsia="굴림" w:hAnsi="Consolas" w:cs="굴림"/>
-          <w:color w:val="D4D4D4"/>
-          <w:kern w:val="0"/>
-          <w:sz w:val="21"/>
-          <w:szCs w:val="21"/>
-          <w14:ligatures w14:val="none"/>
-        </w:rPr>
-        <w:t>;</w:t>
-      </w:r>
-      <w:r>
-        <w:rPr>
-          <w:rFonts w:ascii="Consolas" w:eastAsia="굴림" w:hAnsi="Consolas" w:cs="굴림"/>
-          <w:color w:val="6A9955"/>
-          <w:kern w:val="0"/>
-          <w:sz w:val="21"/>
-          <w:szCs w:val="21"/>
-          <w14:ligatures w14:val="none"/>
-        </w:rPr>
         <w:t xml:space="preserve"> // can swap once</w:t>
       </w:r>
     </w:p>
     <w:p>
-      <w:pPr>
-        <w:rPr>
-          <w:rFonts w:hint="eastAsia"/>
-        </w:rPr>
-      </w:pPr>
       <w:r>
         <w:rPr>
           <w:rFonts w:hint="eastAsia"/>
@@ -2187,7 +2188,29 @@
           <w:szCs w:val="21"/>
           <w14:ligatures w14:val="none"/>
         </w:rPr>
-        <w:t>SpawnNewPiece</w:t>
+        <w:t>SpawnNe</w:t>
+      </w:r>
+      <w:r>
+        <w:rPr>
+          <w:rFonts w:ascii="Consolas" w:eastAsia="굴림" w:hAnsi="Consolas" w:cs="굴림" w:hint="eastAsia"/>
+          <w:color w:val="DCDCAA"/>
+          <w:kern w:val="0"/>
+          <w:sz w:val="21"/>
+          <w:szCs w:val="21"/>
+          <w14:ligatures w14:val="none"/>
+        </w:rPr>
+        <w:t>xt</w:t>
+      </w:r>
+      <w:r>
+        <w:rPr>
+          <w:rFonts w:ascii="Consolas" w:eastAsia="굴림" w:hAnsi="Consolas" w:cs="굴림"/>
+          <w:color w:val="DCDCAA"/>
+          <w:kern w:val="0"/>
+          <w:sz w:val="21"/>
+          <w:szCs w:val="21"/>
+          <w14:ligatures w14:val="none"/>
+        </w:rPr>
+        <w:t>Piece</w:t>
       </w:r>
       <w:proofErr w:type="spellEnd"/>
       <w:r>
@@ -2806,39 +2829,22 @@
       </w:r>
     </w:p>
     <w:p>
-      <w:pPr>
+      <w:proofErr w:type="spellStart"/>
+      <w:r>
         <w:rPr>
           <w:rFonts w:hint="eastAsia"/>
         </w:rPr>
-      </w:pPr>
-      <w:proofErr w:type="spellStart"/>
+        <w:t>InitializeGame</w:t>
+      </w:r>
+      <w:proofErr w:type="spellEnd"/>
       <w:r>
         <w:rPr>
           <w:rFonts w:hint="eastAsia"/>
         </w:rPr>
-        <w:t>InitializeGame</w:t>
-      </w:r>
-      <w:proofErr w:type="spellEnd"/>
-      <w:r>
-        <w:rPr>
-          <w:rFonts w:hint="eastAsia"/>
-        </w:rPr>
-        <w:t xml:space="preserve"> 함수</w:t>
-      </w:r>
-      <w:r>
-        <w:rPr>
-          <w:rFonts w:hint="eastAsia"/>
-        </w:rPr>
-        <w:t>에 초기화하는 코드 추가함</w:t>
-      </w:r>
-    </w:p>
-    <w:p>
-      <w:pPr>
-        <w:rPr>
-          <w:rFonts w:hint="eastAsia"/>
-        </w:rPr>
-      </w:pPr>
-    </w:p>
+        <w:t xml:space="preserve"> 함수에 초기화하는 코드 추가함</w:t>
+      </w:r>
+    </w:p>
+    <w:p/>
     <w:p>
       <w:pPr>
         <w:widowControl/>
@@ -3127,9 +3133,6 @@
         <w:autoSpaceDN/>
         <w:spacing w:after="0" w:line="285" w:lineRule="atLeast"/>
         <w:ind w:firstLine="800"/>
-        <w:rPr>
-          <w:rFonts w:hint="eastAsia"/>
-        </w:rPr>
       </w:pPr>
       <w:proofErr w:type="spellStart"/>
       <w:r>
@@ -3310,156 +3313,200 @@
         <w:autoSpaceDN/>
         <w:spacing w:after="0" w:line="285" w:lineRule="atLeast"/>
         <w:ind w:firstLine="800"/>
+      </w:pPr>
+      <w:r>
         <w:rPr>
           <w:rFonts w:hint="eastAsia"/>
         </w:rPr>
-      </w:pPr>
+        <w:t>홀드하고 있는 블록 왼쪽에 그리기</w:t>
+      </w:r>
+    </w:p>
+    <w:p>
+      <w:pPr>
+        <w:widowControl/>
+        <w:shd w:val="clear" w:color="auto" w:fill="1E1E1E"/>
+        <w:wordWrap/>
+        <w:autoSpaceDE/>
+        <w:autoSpaceDN/>
+        <w:spacing w:after="0" w:line="285" w:lineRule="atLeast"/>
+        <w:ind w:firstLineChars="200" w:firstLine="420"/>
+        <w:rPr>
+          <w:rFonts w:ascii="Consolas" w:eastAsia="굴림" w:hAnsi="Consolas" w:cs="굴림"/>
+          <w:color w:val="D4D4D4"/>
+          <w:kern w:val="0"/>
+          <w:sz w:val="21"/>
+          <w:szCs w:val="21"/>
+          <w14:ligatures w14:val="none"/>
+        </w:rPr>
+      </w:pPr>
+      <w:r>
+        <w:rPr>
+          <w:rFonts w:ascii="Consolas" w:eastAsia="굴림" w:hAnsi="Consolas" w:cs="굴림"/>
+          <w:color w:val="D4D4D4"/>
+          <w:kern w:val="0"/>
+          <w:sz w:val="21"/>
+          <w:szCs w:val="21"/>
+          <w14:ligatures w14:val="none"/>
+        </w:rPr>
+        <w:t>}</w:t>
+      </w:r>
+    </w:p>
+    <w:p>
+      <w:pPr>
+        <w:widowControl/>
+        <w:shd w:val="clear" w:color="auto" w:fill="1E1E1E"/>
+        <w:wordWrap/>
+        <w:autoSpaceDE/>
+        <w:autoSpaceDN/>
+        <w:spacing w:after="0" w:line="285" w:lineRule="atLeast"/>
+        <w:rPr>
+          <w:rFonts w:ascii="Consolas" w:eastAsia="굴림" w:hAnsi="Consolas" w:cs="굴림"/>
+          <w:color w:val="D4D4D4"/>
+          <w:kern w:val="0"/>
+          <w:sz w:val="21"/>
+          <w:szCs w:val="21"/>
+          <w14:ligatures w14:val="none"/>
+        </w:rPr>
+      </w:pPr>
+      <w:r>
+        <w:rPr>
+          <w:rFonts w:ascii="Consolas" w:eastAsia="굴림" w:hAnsi="Consolas" w:cs="굴림"/>
+          <w:color w:val="D4D4D4"/>
+          <w:kern w:val="0"/>
+          <w:sz w:val="21"/>
+          <w:szCs w:val="21"/>
+          <w14:ligatures w14:val="none"/>
+        </w:rPr>
+        <w:t>}</w:t>
+      </w:r>
+    </w:p>
+    <w:p>
       <w:r>
         <w:rPr>
           <w:rFonts w:hint="eastAsia"/>
         </w:rPr>
-        <w:t xml:space="preserve">홀드하고 </w:t>
+        <w:t xml:space="preserve">화면에 그리는 함수 정의, </w:t>
       </w:r>
       <w:r>
         <w:rPr>
           <w:rFonts w:hint="eastAsia"/>
         </w:rPr>
-        <w:t>있는 블록 왼쪽에 그리기</w:t>
-      </w:r>
-    </w:p>
-    <w:p>
-      <w:pPr>
-        <w:widowControl/>
-        <w:shd w:val="clear" w:color="auto" w:fill="1E1E1E"/>
-        <w:wordWrap/>
-        <w:autoSpaceDE/>
-        <w:autoSpaceDN/>
-        <w:spacing w:after="0" w:line="285" w:lineRule="atLeast"/>
-        <w:rPr>
-          <w:rFonts w:ascii="Consolas" w:eastAsia="굴림" w:hAnsi="Consolas" w:cs="굴림"/>
-          <w:color w:val="D4D4D4"/>
-          <w:kern w:val="0"/>
-          <w:sz w:val="21"/>
-          <w:szCs w:val="21"/>
-          <w14:ligatures w14:val="none"/>
-        </w:rPr>
-      </w:pPr>
-      <w:r>
-        <w:rPr>
-          <w:rFonts w:ascii="Consolas" w:eastAsia="굴림" w:hAnsi="Consolas" w:cs="굴림"/>
-          <w:color w:val="D4D4D4"/>
-          <w:kern w:val="0"/>
-          <w:sz w:val="21"/>
-          <w:szCs w:val="21"/>
-          <w14:ligatures w14:val="none"/>
-        </w:rPr>
-        <w:t>}</w:t>
-      </w:r>
-    </w:p>
-    <w:p>
+        <w:t>메인 루프에</w:t>
+      </w:r>
       <w:r>
         <w:rPr>
           <w:rFonts w:hint="eastAsia"/>
         </w:rPr>
-        <w:t xml:space="preserve">화면에 그리는 함수 정의, </w:t>
+        <w:t xml:space="preserve"> 추가</w:t>
+      </w:r>
+    </w:p>
+    <w:p/>
+    <w:p>
+      <w:r>
+        <w:rPr>
+          <w:rFonts w:hint="eastAsia"/>
+        </w:rPr>
+        <w:t xml:space="preserve">#2 </w:t>
+      </w:r>
+      <w:r>
+        <w:t>Input handling</w:t>
+      </w:r>
+    </w:p>
+    <w:p>
+      <w:pPr>
+        <w:widowControl/>
+        <w:shd w:val="clear" w:color="auto" w:fill="1E1E1E"/>
+        <w:wordWrap/>
+        <w:autoSpaceDE/>
+        <w:autoSpaceDN/>
+        <w:spacing w:after="0" w:line="285" w:lineRule="atLeast"/>
+        <w:rPr>
+          <w:rFonts w:ascii="Consolas" w:eastAsia="굴림" w:hAnsi="Consolas" w:cs="굴림"/>
+          <w:color w:val="D4D4D4"/>
+          <w:kern w:val="0"/>
+          <w:sz w:val="21"/>
+          <w:szCs w:val="21"/>
+          <w14:ligatures w14:val="none"/>
+        </w:rPr>
+      </w:pPr>
+      <w:r>
+        <w:rPr>
+          <w:rFonts w:ascii="Consolas" w:eastAsia="굴림" w:hAnsi="Consolas" w:cs="굴림"/>
+          <w:color w:val="569CD6"/>
+          <w:kern w:val="0"/>
+          <w:sz w:val="21"/>
+          <w:szCs w:val="21"/>
+          <w14:ligatures w14:val="none"/>
+        </w:rPr>
+        <w:t>int</w:t>
+      </w:r>
+      <w:r>
+        <w:rPr>
+          <w:rFonts w:ascii="Consolas" w:eastAsia="굴림" w:hAnsi="Consolas" w:cs="굴림"/>
+          <w:color w:val="D4D4D4"/>
+          <w:kern w:val="0"/>
+          <w:sz w:val="21"/>
+          <w:szCs w:val="21"/>
+          <w14:ligatures w14:val="none"/>
+        </w:rPr>
+        <w:t xml:space="preserve"> </w:t>
       </w:r>
       <w:proofErr w:type="spellStart"/>
       <w:r>
         <w:rPr>
+          <w:rFonts w:ascii="Consolas" w:eastAsia="굴림" w:hAnsi="Consolas" w:cs="굴림"/>
+          <w:color w:val="9CDCFE"/>
+          <w:kern w:val="0"/>
+          <w:sz w:val="21"/>
+          <w:szCs w:val="21"/>
+          <w14:ligatures w14:val="none"/>
+        </w:rPr>
+        <w:t>last_fall_time</w:t>
+      </w:r>
+      <w:proofErr w:type="spellEnd"/>
+      <w:r>
+        <w:rPr>
+          <w:rFonts w:ascii="Consolas" w:eastAsia="굴림" w:hAnsi="Consolas" w:cs="굴림"/>
+          <w:color w:val="D4D4D4"/>
+          <w:kern w:val="0"/>
+          <w:sz w:val="21"/>
+          <w:szCs w:val="21"/>
+          <w14:ligatures w14:val="none"/>
+        </w:rPr>
+        <w:t>;</w:t>
+      </w:r>
+    </w:p>
+    <w:p>
+      <w:pPr>
+        <w:rPr>
           <w:rFonts w:hint="eastAsia"/>
         </w:rPr>
-        <w:t>메인루프에</w:t>
+      </w:pPr>
+      <w:r>
+        <w:rPr>
+          <w:rFonts w:hint="eastAsia"/>
+        </w:rPr>
+        <w:t>global variable로 바꿈</w:t>
+      </w:r>
+      <w:r>
+        <w:rPr>
+          <w:rFonts w:hint="eastAsia"/>
+        </w:rPr>
+        <w:t xml:space="preserve">, </w:t>
+      </w:r>
+      <w:proofErr w:type="spellStart"/>
+      <w:r>
+        <w:rPr>
+          <w:rFonts w:hint="eastAsia"/>
+        </w:rPr>
+        <w:t>InitializeGame</w:t>
       </w:r>
       <w:proofErr w:type="spellEnd"/>
       <w:r>
         <w:rPr>
           <w:rFonts w:hint="eastAsia"/>
         </w:rPr>
-        <w:t xml:space="preserve"> 추가</w:t>
-      </w:r>
-    </w:p>
-    <w:p/>
-    <w:p>
-      <w:r>
-        <w:rPr>
-          <w:rFonts w:hint="eastAsia"/>
-        </w:rPr>
-        <w:t xml:space="preserve">#2 </w:t>
-      </w:r>
-      <w:r>
-        <w:t>Input handling</w:t>
-      </w:r>
-    </w:p>
-    <w:p>
-      <w:pPr>
-        <w:widowControl/>
-        <w:shd w:val="clear" w:color="auto" w:fill="1E1E1E"/>
-        <w:wordWrap/>
-        <w:autoSpaceDE/>
-        <w:autoSpaceDN/>
-        <w:spacing w:after="0" w:line="285" w:lineRule="atLeast"/>
-        <w:rPr>
-          <w:rFonts w:ascii="Consolas" w:eastAsia="굴림" w:hAnsi="Consolas" w:cs="굴림" w:hint="eastAsia"/>
-          <w:color w:val="D4D4D4"/>
-          <w:kern w:val="0"/>
-          <w:sz w:val="21"/>
-          <w:szCs w:val="21"/>
-          <w14:ligatures w14:val="none"/>
-        </w:rPr>
-      </w:pPr>
-      <w:r>
-        <w:rPr>
-          <w:rFonts w:ascii="Consolas" w:eastAsia="굴림" w:hAnsi="Consolas" w:cs="굴림"/>
-          <w:color w:val="569CD6"/>
-          <w:kern w:val="0"/>
-          <w:sz w:val="21"/>
-          <w:szCs w:val="21"/>
-          <w14:ligatures w14:val="none"/>
-        </w:rPr>
-        <w:t>int</w:t>
-      </w:r>
-      <w:r>
-        <w:rPr>
-          <w:rFonts w:ascii="Consolas" w:eastAsia="굴림" w:hAnsi="Consolas" w:cs="굴림"/>
-          <w:color w:val="D4D4D4"/>
-          <w:kern w:val="0"/>
-          <w:sz w:val="21"/>
-          <w:szCs w:val="21"/>
-          <w14:ligatures w14:val="none"/>
-        </w:rPr>
-        <w:t xml:space="preserve"> </w:t>
-      </w:r>
-      <w:proofErr w:type="spellStart"/>
-      <w:r>
-        <w:rPr>
-          <w:rFonts w:ascii="Consolas" w:eastAsia="굴림" w:hAnsi="Consolas" w:cs="굴림"/>
-          <w:color w:val="9CDCFE"/>
-          <w:kern w:val="0"/>
-          <w:sz w:val="21"/>
-          <w:szCs w:val="21"/>
-          <w14:ligatures w14:val="none"/>
-        </w:rPr>
-        <w:t>last_fall_time</w:t>
-      </w:r>
-      <w:proofErr w:type="spellEnd"/>
-      <w:r>
-        <w:rPr>
-          <w:rFonts w:ascii="Consolas" w:eastAsia="굴림" w:hAnsi="Consolas" w:cs="굴림"/>
-          <w:color w:val="D4D4D4"/>
-          <w:kern w:val="0"/>
-          <w:sz w:val="21"/>
-          <w:szCs w:val="21"/>
-          <w14:ligatures w14:val="none"/>
-        </w:rPr>
-        <w:t>;</w:t>
-      </w:r>
-    </w:p>
-    <w:p>
-      <w:r>
-        <w:rPr>
-          <w:rFonts w:hint="eastAsia"/>
-        </w:rPr>
-        <w:t>global variable로 바꿈</w:t>
+        <w:t xml:space="preserve"> 함수에 초기화하는 코드 추가함</w:t>
       </w:r>
     </w:p>
     <w:p>
@@ -3845,25 +3892,118 @@
         <w:spacing w:after="0" w:line="285" w:lineRule="atLeast"/>
         <w:ind w:firstLineChars="400" w:firstLine="880"/>
         <w:rPr>
+          <w:rFonts w:ascii="Consolas" w:eastAsia="굴림" w:hAnsi="Consolas" w:cs="굴림"/>
+          <w:color w:val="D4D4D4"/>
+          <w:kern w:val="0"/>
+          <w:sz w:val="21"/>
+          <w:szCs w:val="21"/>
+          <w14:ligatures w14:val="none"/>
+        </w:rPr>
+      </w:pPr>
+      <w:r>
+        <w:rPr>
           <w:rFonts w:hint="eastAsia"/>
         </w:rPr>
+        <w:t>충돌 확인하고 왼쪽으로 이동</w:t>
+      </w:r>
+    </w:p>
+    <w:p>
+      <w:pPr>
+        <w:widowControl/>
+        <w:shd w:val="clear" w:color="auto" w:fill="1E1E1E"/>
+        <w:wordWrap/>
+        <w:autoSpaceDE/>
+        <w:autoSpaceDN/>
+        <w:spacing w:after="0" w:line="285" w:lineRule="atLeast"/>
+        <w:ind w:firstLineChars="200" w:firstLine="420"/>
+        <w:rPr>
+          <w:rFonts w:ascii="Consolas" w:eastAsia="굴림" w:hAnsi="Consolas" w:cs="굴림"/>
+          <w:color w:val="D4D4D4"/>
+          <w:kern w:val="0"/>
+          <w:sz w:val="21"/>
+          <w:szCs w:val="21"/>
+          <w14:ligatures w14:val="none"/>
+        </w:rPr>
+      </w:pPr>
+      <w:r>
+        <w:rPr>
+          <w:rFonts w:ascii="Consolas" w:eastAsia="굴림" w:hAnsi="Consolas" w:cs="굴림"/>
+          <w:color w:val="C586C0"/>
+          <w:kern w:val="0"/>
+          <w:sz w:val="21"/>
+          <w:szCs w:val="21"/>
+          <w14:ligatures w14:val="none"/>
+        </w:rPr>
+        <w:t>case</w:t>
+      </w:r>
+      <w:r>
+        <w:rPr>
+          <w:rFonts w:ascii="Consolas" w:eastAsia="굴림" w:hAnsi="Consolas" w:cs="굴림"/>
+          <w:color w:val="D4D4D4"/>
+          <w:kern w:val="0"/>
+          <w:sz w:val="21"/>
+          <w:szCs w:val="21"/>
+          <w14:ligatures w14:val="none"/>
+        </w:rPr>
+        <w:t xml:space="preserve"> </w:t>
+      </w:r>
+      <w:r>
+        <w:rPr>
+          <w:rFonts w:ascii="Consolas" w:eastAsia="굴림" w:hAnsi="Consolas" w:cs="굴림"/>
+          <w:color w:val="4FC1FF"/>
+          <w:kern w:val="0"/>
+          <w:sz w:val="21"/>
+          <w:szCs w:val="21"/>
+          <w14:ligatures w14:val="none"/>
+        </w:rPr>
+        <w:t>SDLK_RIGHT</w:t>
+      </w:r>
+      <w:r>
+        <w:rPr>
+          <w:rFonts w:ascii="Consolas" w:eastAsia="굴림" w:hAnsi="Consolas" w:cs="굴림"/>
+          <w:color w:val="D4D4D4"/>
+          <w:kern w:val="0"/>
+          <w:sz w:val="21"/>
+          <w:szCs w:val="21"/>
+          <w14:ligatures w14:val="none"/>
+        </w:rPr>
+        <w:t>:</w:t>
+      </w:r>
+    </w:p>
+    <w:p>
+      <w:pPr>
+        <w:widowControl/>
+        <w:shd w:val="clear" w:color="auto" w:fill="1E1E1E"/>
+        <w:wordWrap/>
+        <w:autoSpaceDE/>
+        <w:autoSpaceDN/>
+        <w:spacing w:after="0" w:line="285" w:lineRule="atLeast"/>
+        <w:ind w:firstLineChars="400" w:firstLine="880"/>
+        <w:rPr>
+          <w:rFonts w:ascii="Consolas" w:eastAsia="굴림" w:hAnsi="Consolas" w:cs="굴림"/>
+          <w:color w:val="D4D4D4"/>
+          <w:kern w:val="0"/>
+          <w:sz w:val="21"/>
+          <w:szCs w:val="21"/>
+          <w14:ligatures w14:val="none"/>
+        </w:rPr>
       </w:pPr>
       <w:r>
         <w:rPr>
           <w:rFonts w:hint="eastAsia"/>
         </w:rPr>
-        <w:t>충돌 확인하고 왼쪽으로 이동</w:t>
-      </w:r>
-    </w:p>
-    <w:p>
-      <w:pPr>
-        <w:widowControl/>
-        <w:shd w:val="clear" w:color="auto" w:fill="1E1E1E"/>
-        <w:wordWrap/>
-        <w:autoSpaceDE/>
-        <w:autoSpaceDN/>
-        <w:spacing w:after="0" w:line="285" w:lineRule="atLeast"/>
-        <w:ind w:firstLineChars="400" w:firstLine="840"/>
+        <w:t>충돌 확인하고 오른쪽으로 이동</w:t>
+      </w:r>
+    </w:p>
+    <w:p>
+      <w:pPr>
+        <w:widowControl/>
+        <w:shd w:val="clear" w:color="auto" w:fill="1E1E1E"/>
+        <w:wordWrap/>
+        <w:autoSpaceDE/>
+        <w:autoSpaceDN/>
+        <w:spacing w:after="0" w:line="285" w:lineRule="atLeast"/>
+        <w:ind w:firstLineChars="200" w:firstLine="420"/>
         <w:rPr>
           <w:rFonts w:ascii="Consolas" w:eastAsia="굴림" w:hAnsi="Consolas" w:cs="굴림"/>
           <w:color w:val="D4D4D4"/>
@@ -3882,18 +4022,65 @@
           <w:szCs w:val="21"/>
           <w14:ligatures w14:val="none"/>
         </w:rPr>
-        <w:t>break</w:t>
-      </w:r>
-      <w:r>
-        <w:rPr>
-          <w:rFonts w:ascii="Consolas" w:eastAsia="굴림" w:hAnsi="Consolas" w:cs="굴림"/>
-          <w:color w:val="D4D4D4"/>
-          <w:kern w:val="0"/>
-          <w:sz w:val="21"/>
-          <w:szCs w:val="21"/>
-          <w14:ligatures w14:val="none"/>
-        </w:rPr>
-        <w:t>;</w:t>
+        <w:t>case</w:t>
+      </w:r>
+      <w:r>
+        <w:rPr>
+          <w:rFonts w:ascii="Consolas" w:eastAsia="굴림" w:hAnsi="Consolas" w:cs="굴림"/>
+          <w:color w:val="D4D4D4"/>
+          <w:kern w:val="0"/>
+          <w:sz w:val="21"/>
+          <w:szCs w:val="21"/>
+          <w14:ligatures w14:val="none"/>
+        </w:rPr>
+        <w:t xml:space="preserve"> </w:t>
+      </w:r>
+      <w:r>
+        <w:rPr>
+          <w:rFonts w:ascii="Consolas" w:eastAsia="굴림" w:hAnsi="Consolas" w:cs="굴림"/>
+          <w:color w:val="4FC1FF"/>
+          <w:kern w:val="0"/>
+          <w:sz w:val="21"/>
+          <w:szCs w:val="21"/>
+          <w14:ligatures w14:val="none"/>
+        </w:rPr>
+        <w:t>SDLK_DOWN</w:t>
+      </w:r>
+      <w:r>
+        <w:rPr>
+          <w:rFonts w:ascii="Consolas" w:eastAsia="굴림" w:hAnsi="Consolas" w:cs="굴림"/>
+          <w:color w:val="D4D4D4"/>
+          <w:kern w:val="0"/>
+          <w:sz w:val="21"/>
+          <w:szCs w:val="21"/>
+          <w14:ligatures w14:val="none"/>
+        </w:rPr>
+        <w:t>:</w:t>
+      </w:r>
+    </w:p>
+    <w:p>
+      <w:pPr>
+        <w:widowControl/>
+        <w:shd w:val="clear" w:color="auto" w:fill="1E1E1E"/>
+        <w:wordWrap/>
+        <w:autoSpaceDE/>
+        <w:autoSpaceDN/>
+        <w:spacing w:after="0" w:line="285" w:lineRule="atLeast"/>
+        <w:ind w:firstLineChars="400" w:firstLine="880"/>
+        <w:rPr>
+          <w:rFonts w:ascii="Consolas" w:eastAsia="굴림" w:hAnsi="Consolas" w:cs="굴림"/>
+          <w:color w:val="D4D4D4"/>
+          <w:kern w:val="0"/>
+          <w:sz w:val="21"/>
+          <w:szCs w:val="21"/>
+          <w14:ligatures w14:val="none"/>
+        </w:rPr>
+      </w:pPr>
+      <w:r>
+        <w:rPr>
+          <w:rFonts w:hint="eastAsia"/>
+        </w:rPr>
+        <w:t>충돌 확인하고 아래쪽으로 이동</w:t>
       </w:r>
     </w:p>
     <w:p>
@@ -3945,7 +4132,7 @@
           <w:szCs w:val="21"/>
           <w14:ligatures w14:val="none"/>
         </w:rPr>
-        <w:t>SDLK_RIGHT</w:t>
+        <w:t>SDLK_UP</w:t>
       </w:r>
       <w:r>
         <w:rPr>
@@ -3967,545 +4154,177 @@
         <w:autoSpaceDE/>
         <w:autoSpaceDN/>
         <w:spacing w:after="0" w:line="285" w:lineRule="atLeast"/>
+        <w:ind w:firstLineChars="200" w:firstLine="420"/>
+        <w:rPr>
+          <w:rFonts w:ascii="Consolas" w:eastAsia="굴림" w:hAnsi="Consolas" w:cs="굴림"/>
+          <w:color w:val="D4D4D4"/>
+          <w:kern w:val="0"/>
+          <w:sz w:val="21"/>
+          <w:szCs w:val="21"/>
+          <w14:ligatures w14:val="none"/>
+        </w:rPr>
+      </w:pPr>
+      <w:r>
+        <w:rPr>
+          <w:rFonts w:ascii="Consolas" w:eastAsia="굴림" w:hAnsi="Consolas" w:cs="굴림"/>
+          <w:color w:val="C586C0"/>
+          <w:kern w:val="0"/>
+          <w:sz w:val="21"/>
+          <w:szCs w:val="21"/>
+          <w14:ligatures w14:val="none"/>
+        </w:rPr>
+        <w:t>case</w:t>
+      </w:r>
+      <w:r>
+        <w:rPr>
+          <w:rFonts w:ascii="Consolas" w:eastAsia="굴림" w:hAnsi="Consolas" w:cs="굴림"/>
+          <w:color w:val="D4D4D4"/>
+          <w:kern w:val="0"/>
+          <w:sz w:val="21"/>
+          <w:szCs w:val="21"/>
+          <w14:ligatures w14:val="none"/>
+        </w:rPr>
+        <w:t xml:space="preserve"> </w:t>
+      </w:r>
+      <w:proofErr w:type="spellStart"/>
+      <w:r>
+        <w:rPr>
+          <w:rFonts w:ascii="Consolas" w:eastAsia="굴림" w:hAnsi="Consolas" w:cs="굴림"/>
+          <w:color w:val="4FC1FF"/>
+          <w:kern w:val="0"/>
+          <w:sz w:val="21"/>
+          <w:szCs w:val="21"/>
+          <w14:ligatures w14:val="none"/>
+        </w:rPr>
+        <w:t>SDLK_x</w:t>
+      </w:r>
+      <w:proofErr w:type="spellEnd"/>
+      <w:r>
+        <w:rPr>
+          <w:rFonts w:ascii="Consolas" w:eastAsia="굴림" w:hAnsi="Consolas" w:cs="굴림"/>
+          <w:color w:val="D4D4D4"/>
+          <w:kern w:val="0"/>
+          <w:sz w:val="21"/>
+          <w:szCs w:val="21"/>
+          <w14:ligatures w14:val="none"/>
+        </w:rPr>
+        <w:t xml:space="preserve">:                        </w:t>
+      </w:r>
+    </w:p>
+    <w:p>
+      <w:pPr>
+        <w:widowControl/>
+        <w:shd w:val="clear" w:color="auto" w:fill="1E1E1E"/>
+        <w:wordWrap/>
+        <w:autoSpaceDE/>
+        <w:autoSpaceDN/>
+        <w:spacing w:after="0" w:line="285" w:lineRule="atLeast"/>
         <w:ind w:firstLineChars="400" w:firstLine="880"/>
         <w:rPr>
+          <w:rFonts w:ascii="Consolas" w:eastAsia="굴림" w:hAnsi="Consolas" w:cs="굴림"/>
+          <w:color w:val="D4D4D4"/>
+          <w:kern w:val="0"/>
+          <w:sz w:val="21"/>
+          <w:szCs w:val="21"/>
+          <w14:ligatures w14:val="none"/>
+        </w:rPr>
+      </w:pPr>
+      <w:r>
+        <w:rPr>
           <w:rFonts w:hint="eastAsia"/>
         </w:rPr>
+        <w:lastRenderedPageBreak/>
+        <w:t>충돌 확인하고 시계방향으로 회전</w:t>
+      </w:r>
+    </w:p>
+    <w:p>
+      <w:pPr>
+        <w:widowControl/>
+        <w:shd w:val="clear" w:color="auto" w:fill="1E1E1E"/>
+        <w:wordWrap/>
+        <w:autoSpaceDE/>
+        <w:autoSpaceDN/>
+        <w:spacing w:after="0" w:line="285" w:lineRule="atLeast"/>
+        <w:ind w:firstLineChars="200" w:firstLine="420"/>
+        <w:rPr>
+          <w:rFonts w:ascii="Consolas" w:eastAsia="굴림" w:hAnsi="Consolas" w:cs="굴림"/>
+          <w:color w:val="D4D4D4"/>
+          <w:kern w:val="0"/>
+          <w:sz w:val="21"/>
+          <w:szCs w:val="21"/>
+          <w14:ligatures w14:val="none"/>
+        </w:rPr>
+      </w:pPr>
+      <w:r>
+        <w:rPr>
+          <w:rFonts w:ascii="Consolas" w:eastAsia="굴림" w:hAnsi="Consolas" w:cs="굴림"/>
+          <w:color w:val="C586C0"/>
+          <w:kern w:val="0"/>
+          <w:sz w:val="21"/>
+          <w:szCs w:val="21"/>
+          <w14:ligatures w14:val="none"/>
+        </w:rPr>
+        <w:t>case</w:t>
+      </w:r>
+      <w:r>
+        <w:rPr>
+          <w:rFonts w:ascii="Consolas" w:eastAsia="굴림" w:hAnsi="Consolas" w:cs="굴림"/>
+          <w:color w:val="D4D4D4"/>
+          <w:kern w:val="0"/>
+          <w:sz w:val="21"/>
+          <w:szCs w:val="21"/>
+          <w14:ligatures w14:val="none"/>
+        </w:rPr>
+        <w:t xml:space="preserve"> </w:t>
+      </w:r>
+      <w:proofErr w:type="spellStart"/>
+      <w:r>
+        <w:rPr>
+          <w:rFonts w:ascii="Consolas" w:eastAsia="굴림" w:hAnsi="Consolas" w:cs="굴림"/>
+          <w:color w:val="4FC1FF"/>
+          <w:kern w:val="0"/>
+          <w:sz w:val="21"/>
+          <w:szCs w:val="21"/>
+          <w14:ligatures w14:val="none"/>
+        </w:rPr>
+        <w:t>SDLK_z</w:t>
+      </w:r>
+      <w:proofErr w:type="spellEnd"/>
+      <w:r>
+        <w:rPr>
+          <w:rFonts w:ascii="Consolas" w:eastAsia="굴림" w:hAnsi="Consolas" w:cs="굴림"/>
+          <w:color w:val="D4D4D4"/>
+          <w:kern w:val="0"/>
+          <w:sz w:val="21"/>
+          <w:szCs w:val="21"/>
+          <w14:ligatures w14:val="none"/>
+        </w:rPr>
+        <w:t>:</w:t>
+      </w:r>
+    </w:p>
+    <w:p>
+      <w:pPr>
+        <w:widowControl/>
+        <w:shd w:val="clear" w:color="auto" w:fill="1E1E1E"/>
+        <w:wordWrap/>
+        <w:autoSpaceDE/>
+        <w:autoSpaceDN/>
+        <w:spacing w:after="0" w:line="285" w:lineRule="atLeast"/>
+        <w:ind w:firstLineChars="400" w:firstLine="880"/>
+        <w:rPr>
+          <w:rFonts w:ascii="Consolas" w:eastAsia="굴림" w:hAnsi="Consolas" w:cs="굴림"/>
+          <w:color w:val="D4D4D4"/>
+          <w:kern w:val="0"/>
+          <w:sz w:val="21"/>
+          <w:szCs w:val="21"/>
+          <w14:ligatures w14:val="none"/>
+        </w:rPr>
       </w:pPr>
       <w:r>
         <w:rPr>
           <w:rFonts w:hint="eastAsia"/>
         </w:rPr>
-        <w:t xml:space="preserve">충돌 확인하고 </w:t>
-      </w:r>
-      <w:r>
-        <w:rPr>
-          <w:rFonts w:hint="eastAsia"/>
-        </w:rPr>
-        <w:t>오른</w:t>
-      </w:r>
-      <w:r>
-        <w:rPr>
-          <w:rFonts w:hint="eastAsia"/>
-        </w:rPr>
-        <w:t>쪽으로 이동</w:t>
-      </w:r>
-    </w:p>
-    <w:p>
-      <w:pPr>
-        <w:widowControl/>
-        <w:shd w:val="clear" w:color="auto" w:fill="1E1E1E"/>
-        <w:wordWrap/>
-        <w:autoSpaceDE/>
-        <w:autoSpaceDN/>
-        <w:spacing w:after="0" w:line="285" w:lineRule="atLeast"/>
-        <w:ind w:firstLineChars="400" w:firstLine="840"/>
-        <w:rPr>
-          <w:rFonts w:ascii="Consolas" w:eastAsia="굴림" w:hAnsi="Consolas" w:cs="굴림"/>
-          <w:color w:val="D4D4D4"/>
-          <w:kern w:val="0"/>
-          <w:sz w:val="21"/>
-          <w:szCs w:val="21"/>
-          <w14:ligatures w14:val="none"/>
-        </w:rPr>
-      </w:pPr>
-      <w:r>
-        <w:rPr>
-          <w:rFonts w:ascii="Consolas" w:eastAsia="굴림" w:hAnsi="Consolas" w:cs="굴림"/>
-          <w:color w:val="C586C0"/>
-          <w:kern w:val="0"/>
-          <w:sz w:val="21"/>
-          <w:szCs w:val="21"/>
-          <w14:ligatures w14:val="none"/>
-        </w:rPr>
-        <w:t>break</w:t>
-      </w:r>
-      <w:r>
-        <w:rPr>
-          <w:rFonts w:ascii="Consolas" w:eastAsia="굴림" w:hAnsi="Consolas" w:cs="굴림"/>
-          <w:color w:val="D4D4D4"/>
-          <w:kern w:val="0"/>
-          <w:sz w:val="21"/>
-          <w:szCs w:val="21"/>
-          <w14:ligatures w14:val="none"/>
-        </w:rPr>
-        <w:t>;</w:t>
-      </w:r>
-    </w:p>
-    <w:p>
-      <w:pPr>
-        <w:widowControl/>
-        <w:shd w:val="clear" w:color="auto" w:fill="1E1E1E"/>
-        <w:wordWrap/>
-        <w:autoSpaceDE/>
-        <w:autoSpaceDN/>
-        <w:spacing w:after="0" w:line="285" w:lineRule="atLeast"/>
-        <w:ind w:firstLineChars="200" w:firstLine="420"/>
-        <w:rPr>
-          <w:rFonts w:ascii="Consolas" w:eastAsia="굴림" w:hAnsi="Consolas" w:cs="굴림"/>
-          <w:color w:val="D4D4D4"/>
-          <w:kern w:val="0"/>
-          <w:sz w:val="21"/>
-          <w:szCs w:val="21"/>
-          <w14:ligatures w14:val="none"/>
-        </w:rPr>
-      </w:pPr>
-      <w:r>
-        <w:rPr>
-          <w:rFonts w:ascii="Consolas" w:eastAsia="굴림" w:hAnsi="Consolas" w:cs="굴림"/>
-          <w:color w:val="C586C0"/>
-          <w:kern w:val="0"/>
-          <w:sz w:val="21"/>
-          <w:szCs w:val="21"/>
-          <w14:ligatures w14:val="none"/>
-        </w:rPr>
-        <w:t>case</w:t>
-      </w:r>
-      <w:r>
-        <w:rPr>
-          <w:rFonts w:ascii="Consolas" w:eastAsia="굴림" w:hAnsi="Consolas" w:cs="굴림"/>
-          <w:color w:val="D4D4D4"/>
-          <w:kern w:val="0"/>
-          <w:sz w:val="21"/>
-          <w:szCs w:val="21"/>
-          <w14:ligatures w14:val="none"/>
-        </w:rPr>
-        <w:t xml:space="preserve"> </w:t>
-      </w:r>
-      <w:r>
-        <w:rPr>
-          <w:rFonts w:ascii="Consolas" w:eastAsia="굴림" w:hAnsi="Consolas" w:cs="굴림"/>
-          <w:color w:val="4FC1FF"/>
-          <w:kern w:val="0"/>
-          <w:sz w:val="21"/>
-          <w:szCs w:val="21"/>
-          <w14:ligatures w14:val="none"/>
-        </w:rPr>
-        <w:t>SDLK_DOWN</w:t>
-      </w:r>
-      <w:r>
-        <w:rPr>
-          <w:rFonts w:ascii="Consolas" w:eastAsia="굴림" w:hAnsi="Consolas" w:cs="굴림"/>
-          <w:color w:val="D4D4D4"/>
-          <w:kern w:val="0"/>
-          <w:sz w:val="21"/>
-          <w:szCs w:val="21"/>
-          <w14:ligatures w14:val="none"/>
-        </w:rPr>
-        <w:t>:</w:t>
-      </w:r>
-    </w:p>
-    <w:p>
-      <w:pPr>
-        <w:widowControl/>
-        <w:shd w:val="clear" w:color="auto" w:fill="1E1E1E"/>
-        <w:wordWrap/>
-        <w:autoSpaceDE/>
-        <w:autoSpaceDN/>
-        <w:spacing w:after="0" w:line="285" w:lineRule="atLeast"/>
-        <w:ind w:firstLineChars="400" w:firstLine="880"/>
-        <w:rPr>
-          <w:rFonts w:hint="eastAsia"/>
-        </w:rPr>
-      </w:pPr>
-      <w:r>
-        <w:rPr>
-          <w:rFonts w:hint="eastAsia"/>
-        </w:rPr>
-        <w:t xml:space="preserve">충돌 확인하고 </w:t>
-      </w:r>
-      <w:r>
-        <w:rPr>
-          <w:rFonts w:hint="eastAsia"/>
-        </w:rPr>
-        <w:t>아래쪽</w:t>
-      </w:r>
-      <w:r>
-        <w:rPr>
-          <w:rFonts w:hint="eastAsia"/>
-        </w:rPr>
-        <w:t>으로 이동</w:t>
-      </w:r>
-    </w:p>
-    <w:p>
-      <w:pPr>
-        <w:widowControl/>
-        <w:shd w:val="clear" w:color="auto" w:fill="1E1E1E"/>
-        <w:wordWrap/>
-        <w:autoSpaceDE/>
-        <w:autoSpaceDN/>
-        <w:spacing w:after="0" w:line="285" w:lineRule="atLeast"/>
-        <w:ind w:firstLineChars="400" w:firstLine="840"/>
-        <w:rPr>
-          <w:rFonts w:ascii="Consolas" w:eastAsia="굴림" w:hAnsi="Consolas" w:cs="굴림"/>
-          <w:color w:val="D4D4D4"/>
-          <w:kern w:val="0"/>
-          <w:sz w:val="21"/>
-          <w:szCs w:val="21"/>
-          <w14:ligatures w14:val="none"/>
-        </w:rPr>
-      </w:pPr>
-      <w:r>
-        <w:rPr>
-          <w:rFonts w:ascii="Consolas" w:eastAsia="굴림" w:hAnsi="Consolas" w:cs="굴림"/>
-          <w:color w:val="C586C0"/>
-          <w:kern w:val="0"/>
-          <w:sz w:val="21"/>
-          <w:szCs w:val="21"/>
-          <w14:ligatures w14:val="none"/>
-        </w:rPr>
-        <w:t>break</w:t>
-      </w:r>
-      <w:r>
-        <w:rPr>
-          <w:rFonts w:ascii="Consolas" w:eastAsia="굴림" w:hAnsi="Consolas" w:cs="굴림"/>
-          <w:color w:val="D4D4D4"/>
-          <w:kern w:val="0"/>
-          <w:sz w:val="21"/>
-          <w:szCs w:val="21"/>
-          <w14:ligatures w14:val="none"/>
-        </w:rPr>
-        <w:t>;</w:t>
-      </w:r>
-    </w:p>
-    <w:p>
-      <w:pPr>
-        <w:widowControl/>
-        <w:shd w:val="clear" w:color="auto" w:fill="1E1E1E"/>
-        <w:wordWrap/>
-        <w:autoSpaceDE/>
-        <w:autoSpaceDN/>
-        <w:spacing w:after="0" w:line="285" w:lineRule="atLeast"/>
-        <w:ind w:firstLineChars="200" w:firstLine="420"/>
-        <w:rPr>
-          <w:rFonts w:ascii="Consolas" w:eastAsia="굴림" w:hAnsi="Consolas" w:cs="굴림"/>
-          <w:color w:val="D4D4D4"/>
-          <w:kern w:val="0"/>
-          <w:sz w:val="21"/>
-          <w:szCs w:val="21"/>
-          <w14:ligatures w14:val="none"/>
-        </w:rPr>
-      </w:pPr>
-      <w:r>
-        <w:rPr>
-          <w:rFonts w:ascii="Consolas" w:eastAsia="굴림" w:hAnsi="Consolas" w:cs="굴림"/>
-          <w:color w:val="C586C0"/>
-          <w:kern w:val="0"/>
-          <w:sz w:val="21"/>
-          <w:szCs w:val="21"/>
-          <w14:ligatures w14:val="none"/>
-        </w:rPr>
-        <w:t>case</w:t>
-      </w:r>
-      <w:r>
-        <w:rPr>
-          <w:rFonts w:ascii="Consolas" w:eastAsia="굴림" w:hAnsi="Consolas" w:cs="굴림"/>
-          <w:color w:val="D4D4D4"/>
-          <w:kern w:val="0"/>
-          <w:sz w:val="21"/>
-          <w:szCs w:val="21"/>
-          <w14:ligatures w14:val="none"/>
-        </w:rPr>
-        <w:t xml:space="preserve"> </w:t>
-      </w:r>
-      <w:r>
-        <w:rPr>
-          <w:rFonts w:ascii="Consolas" w:eastAsia="굴림" w:hAnsi="Consolas" w:cs="굴림"/>
-          <w:color w:val="4FC1FF"/>
-          <w:kern w:val="0"/>
-          <w:sz w:val="21"/>
-          <w:szCs w:val="21"/>
-          <w14:ligatures w14:val="none"/>
-        </w:rPr>
-        <w:t>SDLK_UP</w:t>
-      </w:r>
-      <w:r>
-        <w:rPr>
-          <w:rFonts w:ascii="Consolas" w:eastAsia="굴림" w:hAnsi="Consolas" w:cs="굴림"/>
-          <w:color w:val="D4D4D4"/>
-          <w:kern w:val="0"/>
-          <w:sz w:val="21"/>
-          <w:szCs w:val="21"/>
-          <w14:ligatures w14:val="none"/>
-        </w:rPr>
-        <w:t>:</w:t>
-      </w:r>
-    </w:p>
-    <w:p>
-      <w:pPr>
-        <w:widowControl/>
-        <w:shd w:val="clear" w:color="auto" w:fill="1E1E1E"/>
-        <w:wordWrap/>
-        <w:autoSpaceDE/>
-        <w:autoSpaceDN/>
-        <w:spacing w:after="0" w:line="285" w:lineRule="atLeast"/>
-        <w:ind w:firstLineChars="200" w:firstLine="420"/>
-        <w:rPr>
-          <w:rFonts w:ascii="Consolas" w:eastAsia="굴림" w:hAnsi="Consolas" w:cs="굴림"/>
-          <w:color w:val="D4D4D4"/>
-          <w:kern w:val="0"/>
-          <w:sz w:val="21"/>
-          <w:szCs w:val="21"/>
-          <w14:ligatures w14:val="none"/>
-        </w:rPr>
-      </w:pPr>
-      <w:r>
-        <w:rPr>
-          <w:rFonts w:ascii="Consolas" w:eastAsia="굴림" w:hAnsi="Consolas" w:cs="굴림"/>
-          <w:color w:val="C586C0"/>
-          <w:kern w:val="0"/>
-          <w:sz w:val="21"/>
-          <w:szCs w:val="21"/>
-          <w14:ligatures w14:val="none"/>
-        </w:rPr>
-        <w:lastRenderedPageBreak/>
-        <w:t>case</w:t>
-      </w:r>
-      <w:r>
-        <w:rPr>
-          <w:rFonts w:ascii="Consolas" w:eastAsia="굴림" w:hAnsi="Consolas" w:cs="굴림"/>
-          <w:color w:val="D4D4D4"/>
-          <w:kern w:val="0"/>
-          <w:sz w:val="21"/>
-          <w:szCs w:val="21"/>
-          <w14:ligatures w14:val="none"/>
-        </w:rPr>
-        <w:t xml:space="preserve"> </w:t>
-      </w:r>
-      <w:proofErr w:type="spellStart"/>
-      <w:r>
-        <w:rPr>
-          <w:rFonts w:ascii="Consolas" w:eastAsia="굴림" w:hAnsi="Consolas" w:cs="굴림"/>
-          <w:color w:val="4FC1FF"/>
-          <w:kern w:val="0"/>
-          <w:sz w:val="21"/>
-          <w:szCs w:val="21"/>
-          <w14:ligatures w14:val="none"/>
-        </w:rPr>
-        <w:t>SDLK_x</w:t>
-      </w:r>
-      <w:proofErr w:type="spellEnd"/>
-      <w:r>
-        <w:rPr>
-          <w:rFonts w:ascii="Consolas" w:eastAsia="굴림" w:hAnsi="Consolas" w:cs="굴림"/>
-          <w:color w:val="D4D4D4"/>
-          <w:kern w:val="0"/>
-          <w:sz w:val="21"/>
-          <w:szCs w:val="21"/>
-          <w14:ligatures w14:val="none"/>
-        </w:rPr>
-        <w:t xml:space="preserve">:                        </w:t>
-      </w:r>
-    </w:p>
-    <w:p>
-      <w:pPr>
-        <w:widowControl/>
-        <w:shd w:val="clear" w:color="auto" w:fill="1E1E1E"/>
-        <w:wordWrap/>
-        <w:autoSpaceDE/>
-        <w:autoSpaceDN/>
-        <w:spacing w:after="0" w:line="285" w:lineRule="atLeast"/>
-        <w:ind w:firstLineChars="400" w:firstLine="880"/>
-        <w:rPr>
-          <w:rFonts w:hint="eastAsia"/>
-        </w:rPr>
-      </w:pPr>
-      <w:r>
-        <w:rPr>
-          <w:rFonts w:hint="eastAsia"/>
-        </w:rPr>
-        <w:t xml:space="preserve">충돌 확인하고 </w:t>
-      </w:r>
-      <w:r>
-        <w:rPr>
-          <w:rFonts w:hint="eastAsia"/>
-        </w:rPr>
-        <w:t>시계방향</w:t>
-      </w:r>
-      <w:r>
-        <w:rPr>
-          <w:rFonts w:hint="eastAsia"/>
-        </w:rPr>
-        <w:t xml:space="preserve">으로 </w:t>
-      </w:r>
-      <w:r>
-        <w:rPr>
-          <w:rFonts w:hint="eastAsia"/>
-        </w:rPr>
-        <w:t>회전</w:t>
-      </w:r>
-    </w:p>
-    <w:p>
-      <w:pPr>
-        <w:widowControl/>
-        <w:shd w:val="clear" w:color="auto" w:fill="1E1E1E"/>
-        <w:wordWrap/>
-        <w:autoSpaceDE/>
-        <w:autoSpaceDN/>
-        <w:spacing w:after="0" w:line="285" w:lineRule="atLeast"/>
-        <w:ind w:firstLineChars="400" w:firstLine="840"/>
-        <w:rPr>
-          <w:rFonts w:ascii="Consolas" w:eastAsia="굴림" w:hAnsi="Consolas" w:cs="굴림"/>
-          <w:color w:val="D4D4D4"/>
-          <w:kern w:val="0"/>
-          <w:sz w:val="21"/>
-          <w:szCs w:val="21"/>
-          <w14:ligatures w14:val="none"/>
-        </w:rPr>
-      </w:pPr>
-      <w:r>
-        <w:rPr>
-          <w:rFonts w:ascii="Consolas" w:eastAsia="굴림" w:hAnsi="Consolas" w:cs="굴림"/>
-          <w:color w:val="C586C0"/>
-          <w:kern w:val="0"/>
-          <w:sz w:val="21"/>
-          <w:szCs w:val="21"/>
-          <w14:ligatures w14:val="none"/>
-        </w:rPr>
-        <w:t>break</w:t>
-      </w:r>
-      <w:r>
-        <w:rPr>
-          <w:rFonts w:ascii="Consolas" w:eastAsia="굴림" w:hAnsi="Consolas" w:cs="굴림"/>
-          <w:color w:val="D4D4D4"/>
-          <w:kern w:val="0"/>
-          <w:sz w:val="21"/>
-          <w:szCs w:val="21"/>
-          <w14:ligatures w14:val="none"/>
-        </w:rPr>
-        <w:t>;</w:t>
-      </w:r>
-    </w:p>
-    <w:p>
-      <w:pPr>
-        <w:widowControl/>
-        <w:shd w:val="clear" w:color="auto" w:fill="1E1E1E"/>
-        <w:wordWrap/>
-        <w:autoSpaceDE/>
-        <w:autoSpaceDN/>
-        <w:spacing w:after="0" w:line="285" w:lineRule="atLeast"/>
-        <w:ind w:firstLineChars="200" w:firstLine="420"/>
-        <w:rPr>
-          <w:rFonts w:ascii="Consolas" w:eastAsia="굴림" w:hAnsi="Consolas" w:cs="굴림"/>
-          <w:color w:val="D4D4D4"/>
-          <w:kern w:val="0"/>
-          <w:sz w:val="21"/>
-          <w:szCs w:val="21"/>
-          <w14:ligatures w14:val="none"/>
-        </w:rPr>
-      </w:pPr>
-      <w:r>
-        <w:rPr>
-          <w:rFonts w:ascii="Consolas" w:eastAsia="굴림" w:hAnsi="Consolas" w:cs="굴림"/>
-          <w:color w:val="C586C0"/>
-          <w:kern w:val="0"/>
-          <w:sz w:val="21"/>
-          <w:szCs w:val="21"/>
-          <w14:ligatures w14:val="none"/>
-        </w:rPr>
-        <w:t>case</w:t>
-      </w:r>
-      <w:r>
-        <w:rPr>
-          <w:rFonts w:ascii="Consolas" w:eastAsia="굴림" w:hAnsi="Consolas" w:cs="굴림"/>
-          <w:color w:val="D4D4D4"/>
-          <w:kern w:val="0"/>
-          <w:sz w:val="21"/>
-          <w:szCs w:val="21"/>
-          <w14:ligatures w14:val="none"/>
-        </w:rPr>
-        <w:t xml:space="preserve"> </w:t>
-      </w:r>
-      <w:proofErr w:type="spellStart"/>
-      <w:r>
-        <w:rPr>
-          <w:rFonts w:ascii="Consolas" w:eastAsia="굴림" w:hAnsi="Consolas" w:cs="굴림"/>
-          <w:color w:val="4FC1FF"/>
-          <w:kern w:val="0"/>
-          <w:sz w:val="21"/>
-          <w:szCs w:val="21"/>
-          <w14:ligatures w14:val="none"/>
-        </w:rPr>
-        <w:t>SDLK_z</w:t>
-      </w:r>
-      <w:proofErr w:type="spellEnd"/>
-      <w:r>
-        <w:rPr>
-          <w:rFonts w:ascii="Consolas" w:eastAsia="굴림" w:hAnsi="Consolas" w:cs="굴림"/>
-          <w:color w:val="D4D4D4"/>
-          <w:kern w:val="0"/>
-          <w:sz w:val="21"/>
-          <w:szCs w:val="21"/>
-          <w14:ligatures w14:val="none"/>
-        </w:rPr>
-        <w:t>:</w:t>
-      </w:r>
-    </w:p>
-    <w:p>
-      <w:pPr>
-        <w:widowControl/>
-        <w:shd w:val="clear" w:color="auto" w:fill="1E1E1E"/>
-        <w:wordWrap/>
-        <w:autoSpaceDE/>
-        <w:autoSpaceDN/>
-        <w:spacing w:after="0" w:line="285" w:lineRule="atLeast"/>
-        <w:ind w:firstLineChars="400" w:firstLine="880"/>
-        <w:rPr>
-          <w:rFonts w:hint="eastAsia"/>
-        </w:rPr>
-      </w:pPr>
-      <w:r>
-        <w:rPr>
-          <w:rFonts w:hint="eastAsia"/>
-        </w:rPr>
-        <w:t xml:space="preserve">충돌 확인하고 </w:t>
-      </w:r>
-      <w:r>
-        <w:rPr>
-          <w:rFonts w:hint="eastAsia"/>
-        </w:rPr>
-        <w:t>반시계방향으로 회전</w:t>
-      </w:r>
-    </w:p>
-    <w:p>
-      <w:pPr>
-        <w:widowControl/>
-        <w:shd w:val="clear" w:color="auto" w:fill="1E1E1E"/>
-        <w:wordWrap/>
-        <w:autoSpaceDE/>
-        <w:autoSpaceDN/>
-        <w:spacing w:after="0" w:line="285" w:lineRule="atLeast"/>
-        <w:ind w:firstLineChars="400" w:firstLine="840"/>
-        <w:rPr>
-          <w:rFonts w:ascii="Consolas" w:eastAsia="굴림" w:hAnsi="Consolas" w:cs="굴림"/>
-          <w:color w:val="D4D4D4"/>
-          <w:kern w:val="0"/>
-          <w:sz w:val="21"/>
-          <w:szCs w:val="21"/>
-          <w14:ligatures w14:val="none"/>
-        </w:rPr>
-      </w:pPr>
-      <w:r>
-        <w:rPr>
-          <w:rFonts w:ascii="Consolas" w:eastAsia="굴림" w:hAnsi="Consolas" w:cs="굴림"/>
-          <w:color w:val="C586C0"/>
-          <w:kern w:val="0"/>
-          <w:sz w:val="21"/>
-          <w:szCs w:val="21"/>
-          <w14:ligatures w14:val="none"/>
-        </w:rPr>
-        <w:t>break</w:t>
-      </w:r>
-      <w:r>
-        <w:rPr>
-          <w:rFonts w:ascii="Consolas" w:eastAsia="굴림" w:hAnsi="Consolas" w:cs="굴림"/>
-          <w:color w:val="D4D4D4"/>
-          <w:kern w:val="0"/>
-          <w:sz w:val="21"/>
-          <w:szCs w:val="21"/>
-          <w14:ligatures w14:val="none"/>
-        </w:rPr>
-        <w:t>;</w:t>
+        <w:t>충돌 확인하고 반시계방향으로 회전</w:t>
       </w:r>
     </w:p>
     <w:p>
@@ -4965,6 +4784,27 @@
         <w:autoSpaceDN/>
         <w:spacing w:after="0" w:line="285" w:lineRule="atLeast"/>
         <w:rPr>
+          <w:rFonts w:ascii="Consolas" w:eastAsia="굴림" w:hAnsi="Consolas" w:cs="굴림"/>
+          <w:color w:val="D4D4D4"/>
+          <w:kern w:val="0"/>
+          <w:sz w:val="21"/>
+          <w:szCs w:val="21"/>
+          <w14:ligatures w14:val="none"/>
+        </w:rPr>
+      </w:pPr>
+      <w:r>
+        <w:rPr>
+          <w:rFonts w:ascii="Consolas" w:eastAsia="굴림" w:hAnsi="Consolas" w:cs="굴림"/>
+          <w:color w:val="D4D4D4"/>
+          <w:kern w:val="0"/>
+          <w:sz w:val="21"/>
+          <w:szCs w:val="21"/>
+          <w14:ligatures w14:val="none"/>
+        </w:rPr>
+        <w:t>               </w:t>
+      </w:r>
+      <w:r>
+        <w:rPr>
           <w:rFonts w:ascii="Consolas" w:eastAsia="굴림" w:hAnsi="Consolas" w:cs="굴림" w:hint="eastAsia"/>
           <w:color w:val="D4D4D4"/>
           <w:kern w:val="0"/>
@@ -4972,27 +4812,6 @@
           <w:szCs w:val="21"/>
           <w14:ligatures w14:val="none"/>
         </w:rPr>
-      </w:pPr>
-      <w:r>
-        <w:rPr>
-          <w:rFonts w:ascii="Consolas" w:eastAsia="굴림" w:hAnsi="Consolas" w:cs="굴림"/>
-          <w:color w:val="D4D4D4"/>
-          <w:kern w:val="0"/>
-          <w:sz w:val="21"/>
-          <w:szCs w:val="21"/>
-          <w14:ligatures w14:val="none"/>
-        </w:rPr>
-        <w:t>               </w:t>
-      </w:r>
-      <w:r>
-        <w:rPr>
-          <w:rFonts w:ascii="Consolas" w:eastAsia="굴림" w:hAnsi="Consolas" w:cs="굴림" w:hint="eastAsia"/>
-          <w:color w:val="D4D4D4"/>
-          <w:kern w:val="0"/>
-          <w:sz w:val="21"/>
-          <w:szCs w:val="21"/>
-          <w14:ligatures w14:val="none"/>
-        </w:rPr>
         <w:t xml:space="preserve"> </w:t>
       </w:r>
       <w:proofErr w:type="spellStart"/>
@@ -5129,7 +4948,7 @@
         <w:autoSpaceDN/>
         <w:spacing w:after="0" w:line="285" w:lineRule="atLeast"/>
         <w:rPr>
-          <w:rFonts w:ascii="Consolas" w:eastAsia="굴림" w:hAnsi="Consolas" w:cs="굴림" w:hint="eastAsia"/>
+          <w:rFonts w:ascii="Consolas" w:eastAsia="굴림" w:hAnsi="Consolas" w:cs="굴림"/>
           <w:color w:val="D4D4D4"/>
           <w:kern w:val="0"/>
           <w:sz w:val="21"/>
@@ -5152,13 +4971,7 @@
         <w:rPr>
           <w:rFonts w:hint="eastAsia"/>
         </w:rPr>
-        <w:t xml:space="preserve">충돌 확인하고 </w:t>
-      </w:r>
-      <w:r>
-        <w:rPr>
-          <w:rFonts w:hint="eastAsia"/>
-        </w:rPr>
-        <w:t>Swap</w:t>
+        <w:t>충돌 확인하고 Swap</w:t>
       </w:r>
     </w:p>
     <w:p>
@@ -5496,7 +5309,7 @@
         <w:wordWrap/>
         <w:autoSpaceDE/>
         <w:autoSpaceDN/>
-        <w:spacing w:line="285" w:lineRule="atLeast"/>
+        <w:spacing w:after="0" w:line="285" w:lineRule="atLeast"/>
         <w:ind w:firstLineChars="400" w:firstLine="880"/>
         <w:rPr>
           <w:rFonts w:ascii="Consolas" w:eastAsia="굴림" w:hAnsi="Consolas" w:cs="굴림"/>
@@ -5507,186 +5320,202 @@
           <w14:ligatures w14:val="none"/>
         </w:rPr>
       </w:pPr>
+      <w:r>
+        <w:rPr>
+          <w:rFonts w:hint="eastAsia"/>
+        </w:rPr>
+        <w:t>하드 드롭</w:t>
+      </w:r>
+      <w:r>
+        <w:rPr>
+          <w:rFonts w:hint="eastAsia"/>
+        </w:rPr>
+        <w:t xml:space="preserve"> (바로 바닥으로 떨어지게</w:t>
+      </w:r>
+      <w:r>
+        <w:rPr>
+          <w:rFonts w:hint="eastAsia"/>
+        </w:rPr>
+        <w:t>, 충돌하기 전까지 y++</w:t>
+      </w:r>
+      <w:r>
+        <w:rPr>
+          <w:rFonts w:hint="eastAsia"/>
+        </w:rPr>
+        <w:t>)</w:t>
+      </w:r>
+    </w:p>
+    <w:p>
+      <w:pPr>
+        <w:widowControl/>
+        <w:shd w:val="clear" w:color="auto" w:fill="1E1E1E"/>
+        <w:wordWrap/>
+        <w:autoSpaceDE/>
+        <w:autoSpaceDN/>
+        <w:spacing w:after="0" w:line="285" w:lineRule="atLeast"/>
+        <w:ind w:firstLineChars="400" w:firstLine="840"/>
+        <w:rPr>
+          <w:rFonts w:ascii="Consolas" w:eastAsia="굴림" w:hAnsi="Consolas" w:cs="굴림"/>
+          <w:color w:val="D4D4D4"/>
+          <w:kern w:val="0"/>
+          <w:sz w:val="21"/>
+          <w:szCs w:val="21"/>
+          <w14:ligatures w14:val="none"/>
+        </w:rPr>
+      </w:pPr>
       <w:proofErr w:type="spellStart"/>
       <w:r>
         <w:rPr>
+          <w:rFonts w:ascii="Consolas" w:eastAsia="굴림" w:hAnsi="Consolas" w:cs="굴림"/>
+          <w:color w:val="9CDCFE"/>
+          <w:kern w:val="0"/>
+          <w:sz w:val="21"/>
+          <w:szCs w:val="21"/>
+          <w14:ligatures w14:val="none"/>
+        </w:rPr>
+        <w:t>last_fall_time</w:t>
+      </w:r>
+      <w:proofErr w:type="spellEnd"/>
+      <w:r>
+        <w:rPr>
+          <w:rFonts w:ascii="Consolas" w:eastAsia="굴림" w:hAnsi="Consolas" w:cs="굴림"/>
+          <w:color w:val="D4D4D4"/>
+          <w:kern w:val="0"/>
+          <w:sz w:val="21"/>
+          <w:szCs w:val="21"/>
+          <w14:ligatures w14:val="none"/>
+        </w:rPr>
+        <w:t xml:space="preserve"> = -</w:t>
+      </w:r>
+      <w:r>
+        <w:rPr>
+          <w:rFonts w:ascii="Consolas" w:eastAsia="굴림" w:hAnsi="Consolas" w:cs="굴림"/>
+          <w:color w:val="569CD6"/>
+          <w:kern w:val="0"/>
+          <w:sz w:val="21"/>
+          <w:szCs w:val="21"/>
+          <w14:ligatures w14:val="none"/>
+        </w:rPr>
+        <w:t>BLOCK_FALL_INTERVAL</w:t>
+      </w:r>
+      <w:r>
+        <w:rPr>
+          <w:rFonts w:ascii="Consolas" w:eastAsia="굴림" w:hAnsi="Consolas" w:cs="굴림"/>
+          <w:color w:val="D4D4D4"/>
+          <w:kern w:val="0"/>
+          <w:sz w:val="21"/>
+          <w:szCs w:val="21"/>
+          <w14:ligatures w14:val="none"/>
+        </w:rPr>
+        <w:t>;</w:t>
+      </w:r>
+      <w:r>
+        <w:rPr>
+          <w:rFonts w:ascii="Consolas" w:eastAsia="굴림" w:hAnsi="Consolas" w:cs="굴림"/>
+          <w:color w:val="6A9955"/>
+          <w:kern w:val="0"/>
+          <w:sz w:val="21"/>
+          <w:szCs w:val="21"/>
+          <w14:ligatures w14:val="none"/>
+        </w:rPr>
+        <w:t xml:space="preserve"> // force </w:t>
+      </w:r>
+      <w:proofErr w:type="spellStart"/>
+      <w:r>
+        <w:rPr>
+          <w:rFonts w:ascii="Consolas" w:eastAsia="굴림" w:hAnsi="Consolas" w:cs="굴림"/>
+          <w:color w:val="6A9955"/>
+          <w:kern w:val="0"/>
+          <w:sz w:val="21"/>
+          <w:szCs w:val="21"/>
+          <w14:ligatures w14:val="none"/>
+        </w:rPr>
+        <w:t>lockPiece</w:t>
+      </w:r>
+      <w:proofErr w:type="spellEnd"/>
+    </w:p>
+    <w:p>
+      <w:pPr>
+        <w:widowControl/>
+        <w:shd w:val="clear" w:color="auto" w:fill="1E1E1E"/>
+        <w:wordWrap/>
+        <w:autoSpaceDE/>
+        <w:autoSpaceDN/>
+        <w:spacing w:after="0" w:line="285" w:lineRule="atLeast"/>
+        <w:ind w:firstLineChars="400" w:firstLine="840"/>
+        <w:rPr>
+          <w:rFonts w:ascii="Consolas" w:eastAsia="굴림" w:hAnsi="Consolas" w:cs="굴림"/>
+          <w:color w:val="D4D4D4"/>
+          <w:kern w:val="0"/>
+          <w:sz w:val="21"/>
+          <w:szCs w:val="21"/>
+          <w14:ligatures w14:val="none"/>
+        </w:rPr>
+      </w:pPr>
+      <w:r>
+        <w:rPr>
+          <w:rFonts w:ascii="Consolas" w:eastAsia="굴림" w:hAnsi="Consolas" w:cs="굴림"/>
+          <w:color w:val="C586C0"/>
+          <w:kern w:val="0"/>
+          <w:sz w:val="21"/>
+          <w:szCs w:val="21"/>
+          <w14:ligatures w14:val="none"/>
+        </w:rPr>
+        <w:t>break</w:t>
+      </w:r>
+      <w:r>
+        <w:rPr>
+          <w:rFonts w:ascii="Consolas" w:eastAsia="굴림" w:hAnsi="Consolas" w:cs="굴림"/>
+          <w:color w:val="D4D4D4"/>
+          <w:kern w:val="0"/>
+          <w:sz w:val="21"/>
+          <w:szCs w:val="21"/>
+          <w14:ligatures w14:val="none"/>
+        </w:rPr>
+        <w:t>;</w:t>
+      </w:r>
+    </w:p>
+    <w:p>
+      <w:pPr>
+        <w:widowControl/>
+        <w:shd w:val="clear" w:color="auto" w:fill="1E1E1E"/>
+        <w:wordWrap/>
+        <w:autoSpaceDE/>
+        <w:autoSpaceDN/>
+        <w:spacing w:after="0" w:line="285" w:lineRule="atLeast"/>
+        <w:rPr>
+          <w:rFonts w:ascii="Consolas" w:eastAsia="굴림" w:hAnsi="Consolas" w:cs="굴림"/>
+          <w:color w:val="D4D4D4"/>
+          <w:kern w:val="0"/>
+          <w:sz w:val="21"/>
+          <w:szCs w:val="21"/>
+          <w14:ligatures w14:val="none"/>
+        </w:rPr>
+      </w:pPr>
+      <w:r>
+        <w:rPr>
+          <w:rFonts w:ascii="Consolas" w:eastAsia="굴림" w:hAnsi="Consolas" w:cs="굴림"/>
+          <w:color w:val="D4D4D4"/>
+          <w:kern w:val="0"/>
+          <w:sz w:val="21"/>
+          <w:szCs w:val="21"/>
+          <w14:ligatures w14:val="none"/>
+        </w:rPr>
+        <w:t>}</w:t>
+      </w:r>
+    </w:p>
+    <w:p>
+      <w:pPr>
+        <w:rPr>
           <w:rFonts w:hint="eastAsia"/>
         </w:rPr>
-        <w:t>하드드롭</w:t>
-      </w:r>
-      <w:proofErr w:type="spellEnd"/>
+      </w:pPr>
       <w:r>
         <w:rPr>
           <w:rFonts w:hint="eastAsia"/>
         </w:rPr>
-        <w:t xml:space="preserve"> (바로 바닥으로 떨어지게)</w:t>
-      </w:r>
-    </w:p>
-    <w:p>
-      <w:pPr>
-        <w:widowControl/>
-        <w:shd w:val="clear" w:color="auto" w:fill="1E1E1E"/>
-        <w:wordWrap/>
-        <w:autoSpaceDE/>
-        <w:autoSpaceDN/>
-        <w:spacing w:line="285" w:lineRule="atLeast"/>
-        <w:ind w:firstLineChars="400" w:firstLine="840"/>
-        <w:rPr>
-          <w:rFonts w:ascii="Consolas" w:eastAsia="굴림" w:hAnsi="Consolas" w:cs="굴림" w:hint="eastAsia"/>
-          <w:color w:val="D4D4D4"/>
-          <w:kern w:val="0"/>
-          <w:sz w:val="21"/>
-          <w:szCs w:val="21"/>
-          <w14:ligatures w14:val="none"/>
-        </w:rPr>
-      </w:pPr>
-      <w:proofErr w:type="spellStart"/>
-      <w:r>
-        <w:rPr>
-          <w:rFonts w:ascii="Consolas" w:eastAsia="굴림" w:hAnsi="Consolas" w:cs="굴림"/>
-          <w:color w:val="9CDCFE"/>
-          <w:kern w:val="0"/>
-          <w:sz w:val="21"/>
-          <w:szCs w:val="21"/>
-          <w14:ligatures w14:val="none"/>
-        </w:rPr>
-        <w:t>last_fall_time</w:t>
-      </w:r>
-      <w:proofErr w:type="spellEnd"/>
-      <w:r>
-        <w:rPr>
-          <w:rFonts w:ascii="Consolas" w:eastAsia="굴림" w:hAnsi="Consolas" w:cs="굴림"/>
-          <w:color w:val="D4D4D4"/>
-          <w:kern w:val="0"/>
-          <w:sz w:val="21"/>
-          <w:szCs w:val="21"/>
-          <w14:ligatures w14:val="none"/>
-        </w:rPr>
-        <w:t xml:space="preserve"> = -</w:t>
-      </w:r>
-      <w:r>
-        <w:rPr>
-          <w:rFonts w:ascii="Consolas" w:eastAsia="굴림" w:hAnsi="Consolas" w:cs="굴림"/>
-          <w:color w:val="569CD6"/>
-          <w:kern w:val="0"/>
-          <w:sz w:val="21"/>
-          <w:szCs w:val="21"/>
-          <w14:ligatures w14:val="none"/>
-        </w:rPr>
-        <w:t>BLOCK_FALL_INTERVAL</w:t>
-      </w:r>
-      <w:r>
-        <w:rPr>
-          <w:rFonts w:ascii="Consolas" w:eastAsia="굴림" w:hAnsi="Consolas" w:cs="굴림"/>
-          <w:color w:val="D4D4D4"/>
-          <w:kern w:val="0"/>
-          <w:sz w:val="21"/>
-          <w:szCs w:val="21"/>
-          <w14:ligatures w14:val="none"/>
-        </w:rPr>
-        <w:t>;</w:t>
-      </w:r>
-      <w:r>
-        <w:rPr>
-          <w:rFonts w:ascii="Consolas" w:eastAsia="굴림" w:hAnsi="Consolas" w:cs="굴림"/>
-          <w:color w:val="6A9955"/>
-          <w:kern w:val="0"/>
-          <w:sz w:val="21"/>
-          <w:szCs w:val="21"/>
-          <w14:ligatures w14:val="none"/>
-        </w:rPr>
-        <w:t xml:space="preserve"> // force </w:t>
-      </w:r>
-      <w:proofErr w:type="spellStart"/>
-      <w:r>
-        <w:rPr>
-          <w:rFonts w:ascii="Consolas" w:eastAsia="굴림" w:hAnsi="Consolas" w:cs="굴림"/>
-          <w:color w:val="6A9955"/>
-          <w:kern w:val="0"/>
-          <w:sz w:val="21"/>
-          <w:szCs w:val="21"/>
-          <w14:ligatures w14:val="none"/>
-        </w:rPr>
-        <w:t>lockPiece</w:t>
-      </w:r>
-      <w:proofErr w:type="spellEnd"/>
-    </w:p>
-    <w:p>
-      <w:pPr>
-        <w:widowControl/>
-        <w:shd w:val="clear" w:color="auto" w:fill="1E1E1E"/>
-        <w:wordWrap/>
-        <w:autoSpaceDE/>
-        <w:autoSpaceDN/>
-        <w:spacing w:after="0" w:line="285" w:lineRule="atLeast"/>
-        <w:ind w:firstLineChars="400" w:firstLine="840"/>
-        <w:rPr>
-          <w:rFonts w:ascii="Consolas" w:eastAsia="굴림" w:hAnsi="Consolas" w:cs="굴림"/>
-          <w:color w:val="D4D4D4"/>
-          <w:kern w:val="0"/>
-          <w:sz w:val="21"/>
-          <w:szCs w:val="21"/>
-          <w14:ligatures w14:val="none"/>
-        </w:rPr>
-      </w:pPr>
-      <w:r>
-        <w:rPr>
-          <w:rFonts w:ascii="Consolas" w:eastAsia="굴림" w:hAnsi="Consolas" w:cs="굴림"/>
-          <w:color w:val="C586C0"/>
-          <w:kern w:val="0"/>
-          <w:sz w:val="21"/>
-          <w:szCs w:val="21"/>
-          <w14:ligatures w14:val="none"/>
-        </w:rPr>
-        <w:t>break</w:t>
-      </w:r>
-      <w:r>
-        <w:rPr>
-          <w:rFonts w:ascii="Consolas" w:eastAsia="굴림" w:hAnsi="Consolas" w:cs="굴림"/>
-          <w:color w:val="D4D4D4"/>
-          <w:kern w:val="0"/>
-          <w:sz w:val="21"/>
-          <w:szCs w:val="21"/>
-          <w14:ligatures w14:val="none"/>
-        </w:rPr>
-        <w:t>;</w:t>
-      </w:r>
-    </w:p>
-    <w:p>
-      <w:pPr>
-        <w:widowControl/>
-        <w:shd w:val="clear" w:color="auto" w:fill="1E1E1E"/>
-        <w:wordWrap/>
-        <w:autoSpaceDE/>
-        <w:autoSpaceDN/>
-        <w:spacing w:after="0" w:line="285" w:lineRule="atLeast"/>
-        <w:rPr>
-          <w:rFonts w:ascii="Consolas" w:eastAsia="굴림" w:hAnsi="Consolas" w:cs="굴림"/>
-          <w:color w:val="D4D4D4"/>
-          <w:kern w:val="0"/>
-          <w:sz w:val="21"/>
-          <w:szCs w:val="21"/>
-          <w14:ligatures w14:val="none"/>
-        </w:rPr>
-      </w:pPr>
-      <w:r>
-        <w:rPr>
-          <w:rFonts w:ascii="Consolas" w:eastAsia="굴림" w:hAnsi="Consolas" w:cs="굴림"/>
-          <w:color w:val="D4D4D4"/>
-          <w:kern w:val="0"/>
-          <w:sz w:val="21"/>
-          <w:szCs w:val="21"/>
-          <w14:ligatures w14:val="none"/>
-        </w:rPr>
-        <w:t>}</w:t>
-      </w:r>
-    </w:p>
-    <w:p>
-      <w:pPr>
-        <w:rPr>
-          <w:rFonts w:hint="eastAsia"/>
-        </w:rPr>
-      </w:pPr>
+        <w:t>입력된 키에 따라 동작하게 만듦.</w:t>
+      </w:r>
     </w:p>
     <w:sectPr>
       <w:pgSz w:w="11906" w:h="16838"/>
@@ -6098,7 +5927,7 @@
   <w:style w:type="paragraph" w:default="1" w:styleId="a">
     <w:name w:val="Normal"/>
     <w:qFormat/>
-    <w:rsid w:val="00FA0C33"/>
+    <w:rsid w:val="003C6165"/>
     <w:pPr>
       <w:widowControl w:val="0"/>
       <w:wordWrap w:val="0"/>
@@ -6306,6 +6135,7 @@
   <w:style w:type="character" w:default="1" w:styleId="a0">
     <w:name w:val="Default Paragraph Font"/>
     <w:uiPriority w:val="1"/>
+    <w:semiHidden/>
     <w:unhideWhenUsed/>
   </w:style>
   <w:style w:type="table" w:default="1" w:styleId="a1">
